--- a/courseware/LP-Certified Lean Six Sigma Green Belt (CLSSGB).docx
+++ b/courseware/LP-Certified Lean Six Sigma Green Belt (CLSSGB).docx
@@ -179,7 +179,7 @@
           <w:color w:val="1F6FEB"/>
           <w:sz w:val="24"/>
         </w:rPr>
-        <w:t>Version 1.0</w:t>
+        <w:t>Version 4</w:t>
       </w:r>
     </w:p>
     <w:p>
@@ -294,7 +294,7 @@
               <w:rPr>
                 <w:sz w:val="19"/>
               </w:rPr>
-              <w:t>1.0</w:t>
+              <w:t>1</w:t>
             </w:r>
           </w:p>
         </w:tc>
@@ -308,7 +308,7 @@
               <w:rPr>
                 <w:sz w:val="19"/>
               </w:rPr>
-              <w:t>21 July 2026</w:t>
+              <w:t>1 June 2026</w:t>
             </w:r>
           </w:p>
         </w:tc>
@@ -322,7 +322,123 @@
               <w:rPr>
                 <w:sz w:val="19"/>
               </w:rPr>
-              <w:t>Initial non-WSQ release (C481) - same 4-day DMAIC progression, 25 hands-on labs and CSSC Green Belt (Ch 1-24) depth as the accredited counterpart course, with all compliance and graded-paper content removed; the freed Day 4 time is reallocated to hands-on consolidation and recap.</w:t>
+              <w:t>Initial release - CLSSGB lesson plan.</w:t>
+            </w:r>
+          </w:p>
+        </w:tc>
+        <w:tc>
+          <w:tcPr>
+            <w:tcW w:type="dxa" w:w="2160"/>
+          </w:tcPr>
+          <w:p>
+            <w:r/>
+            <w:r>
+              <w:rPr>
+                <w:sz w:val="19"/>
+              </w:rPr>
+              <w:t>Dr. Alfred Ang</w:t>
+            </w:r>
+          </w:p>
+        </w:tc>
+      </w:tr>
+      <w:tr>
+        <w:tc>
+          <w:tcPr>
+            <w:tcW w:type="dxa" w:w="2160"/>
+          </w:tcPr>
+          <w:p>
+            <w:r/>
+            <w:r>
+              <w:rPr>
+                <w:sz w:val="19"/>
+              </w:rPr>
+              <w:t>3</w:t>
+            </w:r>
+          </w:p>
+        </w:tc>
+        <w:tc>
+          <w:tcPr>
+            <w:tcW w:type="dxa" w:w="2160"/>
+          </w:tcPr>
+          <w:p>
+            <w:r/>
+            <w:r>
+              <w:rPr>
+                <w:sz w:val="19"/>
+              </w:rPr>
+              <w:t>19 July 2026</w:t>
+            </w:r>
+          </w:p>
+        </w:tc>
+        <w:tc>
+          <w:tcPr>
+            <w:tcW w:type="dxa" w:w="2160"/>
+          </w:tcPr>
+          <w:p>
+            <w:r/>
+            <w:r>
+              <w:rPr>
+                <w:sz w:val="19"/>
+              </w:rPr>
+              <w:t>Removed the Practice Exam slide and its asset - there is no Six Sigma practice exam on exams.tertiaryinfotech.com.</w:t>
+            </w:r>
+          </w:p>
+        </w:tc>
+        <w:tc>
+          <w:tcPr>
+            <w:tcW w:type="dxa" w:w="2160"/>
+          </w:tcPr>
+          <w:p>
+            <w:r/>
+            <w:r>
+              <w:rPr>
+                <w:sz w:val="19"/>
+              </w:rPr>
+              <w:t>Dr. Alfred Ang</w:t>
+            </w:r>
+          </w:p>
+        </w:tc>
+      </w:tr>
+      <w:tr>
+        <w:tc>
+          <w:tcPr>
+            <w:tcW w:type="dxa" w:w="2160"/>
+          </w:tcPr>
+          <w:p>
+            <w:r/>
+            <w:r>
+              <w:rPr>
+                <w:sz w:val="19"/>
+              </w:rPr>
+              <w:t>4</w:t>
+            </w:r>
+          </w:p>
+        </w:tc>
+        <w:tc>
+          <w:tcPr>
+            <w:tcW w:type="dxa" w:w="2160"/>
+          </w:tcPr>
+          <w:p>
+            <w:r/>
+            <w:r>
+              <w:rPr>
+                <w:sz w:val="19"/>
+              </w:rPr>
+              <w:t>19 July 2026</w:t>
+            </w:r>
+          </w:p>
+        </w:tc>
+        <w:tc>
+          <w:tcPr>
+            <w:tcW w:type="dxa" w:w="2160"/>
+          </w:tcPr>
+          <w:p>
+            <w:r/>
+            <w:r>
+              <w:rPr>
+                <w:sz w:val="19"/>
+              </w:rPr>
+              <w:t>Added the SIPOC &amp; Process Map Builder (alfredang.github.io/sipoc) to the toolkit - wired into Lab 6 (SIPOC build, pain points, 'Check my SIPOC' validation) and Lab 7 (swimlane and handoff table), the Define phase slides, and a new Your Interactive Toolkit slide that introduces all five browser tools.</w:t>
             </w:r>
           </w:p>
         </w:tc>
@@ -376,7 +492,7 @@
         </w:rPr>
         <w:t>Course Information</w:t>
         <w:tab/>
-        <w:t>4</w:t>
+        <w:t>5</w:t>
       </w:r>
     </w:p>
     <w:p>
@@ -395,26 +511,7 @@
         </w:rPr>
         <w:t>Learning Outcomes</w:t>
         <w:tab/>
-        <w:t>4</w:t>
-      </w:r>
-    </w:p>
-    <w:p>
-      <w:pPr>
-        <w:tabs>
-          <w:tab w:pos="9072" w:val="right" w:leader="dot"/>
-        </w:tabs>
-        <w:spacing w:after="60"/>
-      </w:pPr>
-      <w:r>
-        <w:rPr>
-          <w:rFonts w:ascii="Arial" w:hAnsi="Arial"/>
-          <w:b/>
-          <w:color w:val="333333"/>
-          <w:sz w:val="22"/>
-        </w:rPr>
-        <w:t>Learning Reinforcement</w:t>
-        <w:tab/>
-        <w:t>4</w:t>
+        <w:t>5</w:t>
       </w:r>
     </w:p>
     <w:p>
@@ -433,7 +530,7 @@
         </w:rPr>
         <w:t>Course Schedule</w:t>
         <w:tab/>
-        <w:t>5</w:t>
+        <w:t>6</w:t>
       </w:r>
     </w:p>
     <w:p>
@@ -453,7 +550,7 @@
         </w:rPr>
         <w:t>Day 1 — Six Sigma foundations, the Green Belt role and the Define phase</w:t>
         <w:tab/>
-        <w:t>5</w:t>
+        <w:t>6</w:t>
       </w:r>
     </w:p>
     <w:p>
@@ -473,7 +570,7 @@
         </w:rPr>
         <w:t>Day 2 — Measure — process mapping, sampling, MSA and baseline capability</w:t>
         <w:tab/>
-        <w:t>5</w:t>
+        <w:t>6</w:t>
       </w:r>
     </w:p>
     <w:p>
@@ -493,7 +590,7 @@
         </w:rPr>
         <w:t>Day 3 — Analyze — root cause, hypothesis testing, correlation and regression</w:t>
         <w:tab/>
-        <w:t>6</w:t>
+        <w:t>7</w:t>
       </w:r>
     </w:p>
     <w:p>
@@ -511,9 +608,9 @@
           <w:color w:val="333333"/>
           <w:sz w:val="21"/>
         </w:rPr>
-        <w:t>Day 4 — Improve, Control and consolidating your improvement package</w:t>
+        <w:t>Day 4 — Improve, Control and project closure</w:t>
         <w:tab/>
-        <w:t>7</w:t>
+        <w:t>8</w:t>
       </w:r>
     </w:p>
     <w:p>
@@ -532,7 +629,7 @@
         </w:rPr>
         <w:t>Lab Reference (aligned to the DMAIC phases)</w:t>
         <w:tab/>
-        <w:t>8</w:t>
+        <w:t>9</w:t>
       </w:r>
     </w:p>
     <w:p>
@@ -580,12 +677,13 @@
             <w:tcW w:type="dxa" w:w="4320"/>
           </w:tcPr>
           <w:p>
-            <w:r/>
+            <w:r>
+              <w:t>Certified Lean Six Sigma Green Belt (CLSSGB)</w:t>
+            </w:r>
             <w:r>
               <w:rPr>
                 <w:sz w:val="20"/>
               </w:rPr>
-              <w:t>Certified Lean Six Sigma Green Belt (CLSSGB)</w:t>
             </w:r>
           </w:p>
         </w:tc>
@@ -597,13 +695,14 @@
             <w:shd w:val="clear" w:color="auto" w:fill="E8F0FE"/>
           </w:tcPr>
           <w:p>
-            <w:r/>
+            <w:r>
+              <w:t>Course Reference</w:t>
+            </w:r>
             <w:r>
               <w:rPr>
                 <w:b/>
                 <w:sz w:val="20"/>
               </w:rPr>
-              <w:t>Course Code</w:t>
             </w:r>
           </w:p>
         </w:tc>
@@ -612,12 +711,13 @@
             <w:tcW w:type="dxa" w:w="4320"/>
           </w:tcPr>
           <w:p>
-            <w:r/>
+            <w:r>
+              <w:t>C481</w:t>
+            </w:r>
             <w:r>
               <w:rPr>
                 <w:sz w:val="20"/>
               </w:rPr>
-              <w:t>C481</w:t>
             </w:r>
           </w:p>
         </w:tc>
@@ -676,12 +776,13 @@
             <w:tcW w:type="dxa" w:w="4320"/>
           </w:tcPr>
           <w:p>
-            <w:r/>
+            <w:r>
+              <w:t>4 days · 7.5 instructional hours per day (30 hours)</w:t>
+            </w:r>
             <w:r>
               <w:rPr>
                 <w:sz w:val="20"/>
               </w:rPr>
-              <w:t>4 days · 8 training hours per day (32 hours)</w:t>
             </w:r>
           </w:p>
         </w:tc>
@@ -708,12 +809,13 @@
             <w:tcW w:type="dxa" w:w="4320"/>
           </w:tcPr>
           <w:p>
-            <w:r/>
+            <w:r>
+              <w:t>9:30 am – 5:30 pm (30-minute lunch; refreshments taken during activity time)</w:t>
+            </w:r>
             <w:r>
               <w:rPr>
                 <w:sz w:val="20"/>
               </w:rPr>
-              <w:t>9:30 am – 6:30 pm (1-hour lunch; tea breaks within training time)</w:t>
             </w:r>
           </w:p>
         </w:tc>
@@ -804,7 +906,7 @@
         <w:rPr>
           <w:sz w:val="21"/>
         </w:rPr>
-        <w:t>LO1: Lead a Lean Six Sigma project — define the problem, scope the work and charter the project.</w:t>
+        <w:t>LO1: Lead a Lean Six Sigma project — define the problem, scope the work and charter the project (A1, A2).</w:t>
       </w:r>
     </w:p>
     <w:p>
@@ -815,7 +917,7 @@
         <w:rPr>
           <w:sz w:val="21"/>
         </w:rPr>
-        <w:t>LO2: Map and baseline a process using SIPOC, detailed process maps and value stream maps.</w:t>
+        <w:t>LO2: Map and baseline a process using SIPOC, detailed process maps and value stream maps (A2).</w:t>
       </w:r>
     </w:p>
     <w:p>
@@ -826,7 +928,7 @@
         <w:rPr>
           <w:sz w:val="21"/>
         </w:rPr>
-        <w:t>LO3: Build a valid measurement system — sampling, sample size and MSA/Gage R&amp;R — and baseline capability.</w:t>
+        <w:t>LO3: Build a valid measurement system — sampling, sample size and MSA/Gage R&amp;R — and baseline capability (A4).</w:t>
       </w:r>
     </w:p>
     <w:p>
@@ -837,7 +939,7 @@
         <w:rPr>
           <w:sz w:val="21"/>
         </w:rPr>
-        <w:t>LO4: Analyse process data statistically using Pareto, run charts, hypothesis testing, correlation and regression.</w:t>
+        <w:t>LO4: Analyse process data statistically using Pareto, run charts, hypothesis testing, correlation and regression (A3).</w:t>
       </w:r>
     </w:p>
     <w:p>
@@ -848,7 +950,7 @@
         <w:rPr>
           <w:sz w:val="21"/>
         </w:rPr>
-        <w:t>LO5: Identify and prove root causes of variation using Fishbone, 5 Whys and statistical evidence.</w:t>
+        <w:t>LO5: Identify and prove root causes of variation using Fishbone, 5 Whys and statistical evidence (A3, K2).</w:t>
       </w:r>
     </w:p>
     <w:p>
@@ -859,7 +961,7 @@
         <w:rPr>
           <w:sz w:val="21"/>
         </w:rPr>
-        <w:t>LO6: Select, risk-assess and pilot improvements using solution selection matrices, FMEA and DOE.</w:t>
+        <w:t>LO6: Select, risk-assess and pilot improvements using solution selection matrices, FMEA and DOE (A5).</w:t>
       </w:r>
     </w:p>
     <w:p>
@@ -870,70 +972,7 @@
         <w:rPr>
           <w:sz w:val="21"/>
         </w:rPr>
-        <w:t>LO7: Sustain the gain with SPC control charts, process capability and a control plan.</w:t>
-      </w:r>
-    </w:p>
-    <w:p>
-      <w:pPr>
-        <w:pStyle w:val="Heading1"/>
-      </w:pPr>
-      <w:r>
-        <w:t>Learning Reinforcement</w:t>
-      </w:r>
-    </w:p>
-    <w:p>
-      <w:pPr>
-        <w:pStyle w:val="ListBullet"/>
-      </w:pPr>
-      <w:r>
-        <w:rPr>
-          <w:sz w:val="21"/>
-        </w:rPr>
-        <w:t>Learning is reinforced continuously in class rather than through a graded paper:</w:t>
-      </w:r>
-    </w:p>
-    <w:p>
-      <w:pPr>
-        <w:pStyle w:val="ListBullet"/>
-      </w:pPr>
-      <w:r>
-        <w:rPr>
-          <w:sz w:val="21"/>
-        </w:rPr>
-        <w:t>Every concept is followed immediately by a hands-on lab that applies it to the running Northwind scenario.</w:t>
-      </w:r>
-    </w:p>
-    <w:p>
-      <w:pPr>
-        <w:pStyle w:val="ListBullet"/>
-      </w:pPr>
-      <w:r>
-        <w:rPr>
-          <w:sz w:val="21"/>
-        </w:rPr>
-        <w:t>Each lab ends with a 'Check your work' step so learners verify their own output before moving on.</w:t>
-      </w:r>
-    </w:p>
-    <w:p>
-      <w:pPr>
-        <w:pStyle w:val="ListBullet"/>
-      </w:pPr>
-      <w:r>
-        <w:rPr>
-          <w:sz w:val="21"/>
-        </w:rPr>
-        <w:t>Lab outputs accumulate into one complete improvement package — charter, VOC/CTQ, maps, MSA, baseline, root causes, countermeasures and control plan.</w:t>
-      </w:r>
-    </w:p>
-    <w:p>
-      <w:pPr>
-        <w:pStyle w:val="ListBullet"/>
-      </w:pPr>
-      <w:r>
-        <w:rPr>
-          <w:sz w:val="21"/>
-        </w:rPr>
-        <w:t>Day 4 closes with a consolidation session and a recap against the learning outcomes.</w:t>
+        <w:t>LO7: Sustain the gain with SPC control charts, process capability and a control plan (A5, K1).</w:t>
       </w:r>
     </w:p>
     <w:p>
@@ -1024,51 +1063,54 @@
         <w:tc>
           <w:tcPr>
             <w:tcW w:type="dxa" w:w="1656"/>
-            <w:shd w:val="clear" w:color="auto" w:fill="F3F5F8"/>
+            <w:shd w:val="clear" w:color="auto" w:fill="E8F0FE"/>
           </w:tcPr>
           <w:p>
-            <w:r/>
+            <w:r>
+              <w:t>9:30–10:00</w:t>
+            </w:r>
+            <w:r>
+              <w:rPr>
+                <w:rFonts w:ascii="Arial" w:hAnsi="Arial"/>
+                <w:b/>
+                <w:sz w:val="19"/>
+              </w:rPr>
+            </w:r>
+          </w:p>
+        </w:tc>
+        <w:tc>
+          <w:tcPr>
+            <w:tcW w:type="dxa" w:w="1296"/>
+            <w:shd w:val="clear" w:color="auto" w:fill="E8F0FE"/>
+          </w:tcPr>
+          <w:p>
+            <w:r>
+              <w:t>30 min</w:t>
+            </w:r>
             <w:r>
               <w:rPr>
                 <w:rFonts w:ascii="Arial" w:hAnsi="Arial"/>
                 <w:b w:val="0"/>
                 <w:sz w:val="19"/>
               </w:rPr>
-              <w:t>9:30–10:00</w:t>
-            </w:r>
-          </w:p>
-        </w:tc>
-        <w:tc>
-          <w:tcPr>
-            <w:tcW w:type="dxa" w:w="1296"/>
-            <w:shd w:val="clear" w:color="auto" w:fill="F3F5F8"/>
-          </w:tcPr>
-          <w:p>
-            <w:r/>
-            <w:r>
-              <w:rPr>
-                <w:rFonts w:ascii="Arial" w:hAnsi="Arial"/>
-                <w:b w:val="0"/>
-                <w:sz w:val="19"/>
-              </w:rPr>
-              <w:t>30 min</w:t>
             </w:r>
           </w:p>
         </w:tc>
         <w:tc>
           <w:tcPr>
             <w:tcW w:type="dxa" w:w="6840"/>
-            <w:shd w:val="clear" w:color="auto" w:fill="F3F5F8"/>
+            <w:shd w:val="clear" w:color="auto" w:fill="E8F0FE"/>
           </w:tcPr>
           <w:p>
-            <w:r/>
+            <w:r>
+              <w:t>Welcome, course introduction and ground rules  [slides 2–16]</w:t>
+            </w:r>
             <w:r>
               <w:rPr>
                 <w:rFonts w:ascii="Arial" w:hAnsi="Arial"/>
-                <w:b w:val="0"/>
+                <w:b/>
                 <w:sz w:val="19"/>
               </w:rPr>
-              <w:t>Welcome, course introduction and ground rules  [slides 2–14]</w:t>
             </w:r>
           </w:p>
         </w:tc>
@@ -1080,14 +1122,15 @@
             <w:shd w:val="clear" w:color="auto" w:fill="E8F0FE"/>
           </w:tcPr>
           <w:p>
-            <w:r/>
+            <w:r>
+              <w:t>10:00–11:15</w:t>
+            </w:r>
             <w:r>
               <w:rPr>
                 <w:rFonts w:ascii="Arial" w:hAnsi="Arial"/>
                 <w:b/>
                 <w:sz w:val="19"/>
               </w:rPr>
-              <w:t>10:00–11:15</w:t>
             </w:r>
           </w:p>
         </w:tc>
@@ -1097,14 +1140,15 @@
             <w:shd w:val="clear" w:color="auto" w:fill="E8F0FE"/>
           </w:tcPr>
           <w:p>
-            <w:r/>
+            <w:r>
+              <w:t>75 min</w:t>
+            </w:r>
             <w:r>
               <w:rPr>
                 <w:rFonts w:ascii="Arial" w:hAnsi="Arial"/>
                 <w:b w:val="0"/>
                 <w:sz w:val="19"/>
               </w:rPr>
-              <w:t>75 min</w:t>
             </w:r>
           </w:p>
         </w:tc>
@@ -1114,67 +1158,15 @@
             <w:shd w:val="clear" w:color="auto" w:fill="E8F0FE"/>
           </w:tcPr>
           <w:p>
-            <w:r/>
+            <w:r>
+              <w:t>FOUNDATIONS — What is Quality; Lean vs Six Sigma vs Lean Six Sigma; the five Lean principles; history of Six Sigma; Y = f(X); classical vs Six Sigma quality  [slides 19–57]</w:t>
+            </w:r>
             <w:r>
               <w:rPr>
                 <w:rFonts w:ascii="Arial" w:hAnsi="Arial"/>
                 <w:b/>
                 <w:sz w:val="19"/>
               </w:rPr>
-              <w:t>FOUNDATIONS — What is Quality; Lean vs Six Sigma vs Lean Six Sigma; the five Lean principles; history of Six Sigma; Y = f(X); classical vs Six Sigma quality  [slides 15–53]</w:t>
-            </w:r>
-          </w:p>
-        </w:tc>
-      </w:tr>
-      <w:tr>
-        <w:tc>
-          <w:tcPr>
-            <w:tcW w:type="dxa" w:w="1656"/>
-            <w:shd w:val="clear" w:color="auto" w:fill="FFF4E5"/>
-          </w:tcPr>
-          <w:p>
-            <w:r/>
-            <w:r>
-              <w:rPr>
-                <w:rFonts w:ascii="Arial" w:hAnsi="Arial"/>
-                <w:b w:val="0"/>
-                <w:sz w:val="19"/>
-              </w:rPr>
-              <w:t>11:15–11:30</w:t>
-            </w:r>
-          </w:p>
-        </w:tc>
-        <w:tc>
-          <w:tcPr>
-            <w:tcW w:type="dxa" w:w="1296"/>
-            <w:shd w:val="clear" w:color="auto" w:fill="FFF4E5"/>
-          </w:tcPr>
-          <w:p>
-            <w:r/>
-            <w:r>
-              <w:rPr>
-                <w:rFonts w:ascii="Arial" w:hAnsi="Arial"/>
-                <w:b w:val="0"/>
-                <w:sz w:val="19"/>
-              </w:rPr>
-              <w:t>15 min</w:t>
-            </w:r>
-          </w:p>
-        </w:tc>
-        <w:tc>
-          <w:tcPr>
-            <w:tcW w:type="dxa" w:w="6840"/>
-            <w:shd w:val="clear" w:color="auto" w:fill="FFF4E5"/>
-          </w:tcPr>
-          <w:p>
-            <w:r/>
-            <w:r>
-              <w:rPr>
-                <w:rFonts w:ascii="Arial" w:hAnsi="Arial"/>
-                <w:b w:val="0"/>
-                <w:sz w:val="19"/>
-              </w:rPr>
-              <w:t>Tea break</w:t>
             </w:r>
           </w:p>
         </w:tc>
@@ -1186,14 +1178,15 @@
             <w:shd w:val="clear" w:color="auto" w:fill="E8F0FE"/>
           </w:tcPr>
           <w:p>
-            <w:r/>
+            <w:r>
+              <w:t>11:15–12:15</w:t>
+            </w:r>
             <w:r>
               <w:rPr>
                 <w:rFonts w:ascii="Arial" w:hAnsi="Arial"/>
                 <w:b/>
                 <w:sz w:val="19"/>
               </w:rPr>
-              <w:t>11:30–12:30</w:t>
             </w:r>
           </w:p>
         </w:tc>
@@ -1203,14 +1196,15 @@
             <w:shd w:val="clear" w:color="auto" w:fill="E8F0FE"/>
           </w:tcPr>
           <w:p>
-            <w:r/>
+            <w:r>
+              <w:t>60 min</w:t>
+            </w:r>
             <w:r>
               <w:rPr>
                 <w:rFonts w:ascii="Arial" w:hAnsi="Arial"/>
                 <w:b w:val="0"/>
                 <w:sz w:val="19"/>
               </w:rPr>
-              <w:t>60 min</w:t>
             </w:r>
           </w:p>
         </w:tc>
@@ -1220,170 +1214,15 @@
             <w:shd w:val="clear" w:color="auto" w:fill="E8F0FE"/>
           </w:tcPr>
           <w:p>
-            <w:r/>
+            <w:r>
+              <w:t>FOUNDATIONS — sigma level and DPMO; the 1.5 sigma shift; Cost of Poor Quality; belt roles and what a Green Belt leads; project selection and the cause/solution matrix; the DMAIC roadmap and tollgates</w:t>
+            </w:r>
             <w:r>
               <w:rPr>
                 <w:rFonts w:ascii="Arial" w:hAnsi="Arial"/>
                 <w:b/>
                 <w:sz w:val="19"/>
               </w:rPr>
-              <w:t>FOUNDATIONS — sigma level and DPMO; the 1.5 sigma shift; Cost of Poor Quality; belt roles and what a Green Belt leads; project selection and the cause/solution matrix; the DMAIC roadmap and tollgates</w:t>
-            </w:r>
-          </w:p>
-        </w:tc>
-      </w:tr>
-      <w:tr>
-        <w:tc>
-          <w:tcPr>
-            <w:tcW w:type="dxa" w:w="1656"/>
-            <w:shd w:val="clear" w:color="auto" w:fill="FDE9D9"/>
-          </w:tcPr>
-          <w:p>
-            <w:r/>
-            <w:r>
-              <w:rPr>
-                <w:rFonts w:ascii="Arial" w:hAnsi="Arial"/>
-                <w:b w:val="0"/>
-                <w:sz w:val="19"/>
-              </w:rPr>
-              <w:t>12:30–13:30</w:t>
-            </w:r>
-          </w:p>
-        </w:tc>
-        <w:tc>
-          <w:tcPr>
-            <w:tcW w:type="dxa" w:w="1296"/>
-            <w:shd w:val="clear" w:color="auto" w:fill="FDE9D9"/>
-          </w:tcPr>
-          <w:p>
-            <w:r/>
-            <w:r>
-              <w:rPr>
-                <w:rFonts w:ascii="Arial" w:hAnsi="Arial"/>
-                <w:b w:val="0"/>
-                <w:sz w:val="19"/>
-              </w:rPr>
-              <w:t>60 min</w:t>
-            </w:r>
-          </w:p>
-        </w:tc>
-        <w:tc>
-          <w:tcPr>
-            <w:tcW w:type="dxa" w:w="6840"/>
-            <w:shd w:val="clear" w:color="auto" w:fill="FDE9D9"/>
-          </w:tcPr>
-          <w:p>
-            <w:r/>
-            <w:r>
-              <w:rPr>
-                <w:rFonts w:ascii="Arial" w:hAnsi="Arial"/>
-                <w:b w:val="0"/>
-                <w:sz w:val="19"/>
-              </w:rPr>
-              <w:t>Lunch break</w:t>
-            </w:r>
-          </w:p>
-        </w:tc>
-      </w:tr>
-      <w:tr>
-        <w:tc>
-          <w:tcPr>
-            <w:tcW w:type="dxa" w:w="1656"/>
-          </w:tcPr>
-          <w:p>
-            <w:r/>
-            <w:r>
-              <w:rPr>
-                <w:rFonts w:ascii="Arial" w:hAnsi="Arial"/>
-                <w:b w:val="0"/>
-                <w:sz w:val="19"/>
-              </w:rPr>
-              <w:t>13:30–15:00</w:t>
-            </w:r>
-          </w:p>
-        </w:tc>
-        <w:tc>
-          <w:tcPr>
-            <w:tcW w:type="dxa" w:w="1296"/>
-          </w:tcPr>
-          <w:p>
-            <w:r/>
-            <w:r>
-              <w:rPr>
-                <w:rFonts w:ascii="Arial" w:hAnsi="Arial"/>
-                <w:b w:val="0"/>
-                <w:sz w:val="19"/>
-              </w:rPr>
-              <w:t>90 min</w:t>
-            </w:r>
-          </w:p>
-        </w:tc>
-        <w:tc>
-          <w:tcPr>
-            <w:tcW w:type="dxa" w:w="6840"/>
-          </w:tcPr>
-          <w:p>
-            <w:r/>
-            <w:r>
-              <w:rPr>
-                <w:rFonts w:ascii="Arial" w:hAnsi="Arial"/>
-                <w:b w:val="0"/>
-                <w:sz w:val="19"/>
-              </w:rPr>
-              <w:t>Hands-on: Lab 1: The Green Belt Role, Project Selection and Business Case; Lab 2: Y = f(X), Sigma Level, DPMO and the DMAIC Roadmap  [slides 54–61]</w:t>
-            </w:r>
-          </w:p>
-        </w:tc>
-      </w:tr>
-      <w:tr>
-        <w:tc>
-          <w:tcPr>
-            <w:tcW w:type="dxa" w:w="1656"/>
-            <w:shd w:val="clear" w:color="auto" w:fill="FFF4E5"/>
-          </w:tcPr>
-          <w:p>
-            <w:r/>
-            <w:r>
-              <w:rPr>
-                <w:rFonts w:ascii="Arial" w:hAnsi="Arial"/>
-                <w:b w:val="0"/>
-                <w:sz w:val="19"/>
-              </w:rPr>
-              <w:t>15:00–15:15</w:t>
-            </w:r>
-          </w:p>
-        </w:tc>
-        <w:tc>
-          <w:tcPr>
-            <w:tcW w:type="dxa" w:w="1296"/>
-            <w:shd w:val="clear" w:color="auto" w:fill="FFF4E5"/>
-          </w:tcPr>
-          <w:p>
-            <w:r/>
-            <w:r>
-              <w:rPr>
-                <w:rFonts w:ascii="Arial" w:hAnsi="Arial"/>
-                <w:b w:val="0"/>
-                <w:sz w:val="19"/>
-              </w:rPr>
-              <w:t>15 min</w:t>
-            </w:r>
-          </w:p>
-        </w:tc>
-        <w:tc>
-          <w:tcPr>
-            <w:tcW w:type="dxa" w:w="6840"/>
-            <w:shd w:val="clear" w:color="auto" w:fill="FFF4E5"/>
-          </w:tcPr>
-          <w:p>
-            <w:r/>
-            <w:r>
-              <w:rPr>
-                <w:rFonts w:ascii="Arial" w:hAnsi="Arial"/>
-                <w:b w:val="0"/>
-                <w:sz w:val="19"/>
-              </w:rPr>
-              <w:t>Tea break</w:t>
             </w:r>
           </w:p>
         </w:tc>
@@ -1395,14 +1234,15 @@
             <w:shd w:val="clear" w:color="auto" w:fill="E8F0FE"/>
           </w:tcPr>
           <w:p>
-            <w:r/>
+            <w:r>
+              <w:t>12:15–12:45</w:t>
+            </w:r>
             <w:r>
               <w:rPr>
                 <w:rFonts w:ascii="Arial" w:hAnsi="Arial"/>
                 <w:b/>
                 <w:sz w:val="19"/>
               </w:rPr>
-              <w:t>15:15–16:45</w:t>
             </w:r>
           </w:p>
         </w:tc>
@@ -1412,14 +1252,15 @@
             <w:shd w:val="clear" w:color="auto" w:fill="E8F0FE"/>
           </w:tcPr>
           <w:p>
-            <w:r/>
+            <w:r>
+              <w:t>30 min</w:t>
+            </w:r>
             <w:r>
               <w:rPr>
                 <w:rFonts w:ascii="Arial" w:hAnsi="Arial"/>
                 <w:b w:val="0"/>
                 <w:sz w:val="19"/>
               </w:rPr>
-              <w:t>90 min</w:t>
             </w:r>
           </w:p>
         </w:tc>
@@ -1429,14 +1270,15 @@
             <w:shd w:val="clear" w:color="auto" w:fill="E8F0FE"/>
           </w:tcPr>
           <w:p>
-            <w:r/>
+            <w:r>
+              <w:t>Lunch break</w:t>
+            </w:r>
             <w:r>
               <w:rPr>
                 <w:rFonts w:ascii="Arial" w:hAnsi="Arial"/>
                 <w:b/>
                 <w:sz w:val="19"/>
               </w:rPr>
-              <w:t>DMAIC · DEFINE — Voice of the Customer; affinity diagrams; Kano analysis; CTQ trees and operational definitions; the project charter; problem and goal statements; scope; SIPOC; stakeholders and RACI  [slides 62–116]</w:t>
             </w:r>
           </w:p>
         </w:tc>
@@ -1445,48 +1287,54 @@
         <w:tc>
           <w:tcPr>
             <w:tcW w:type="dxa" w:w="1656"/>
+            <w:shd w:val="clear" w:color="auto" w:fill="E8F0FE"/>
           </w:tcPr>
           <w:p>
-            <w:r/>
+            <w:r>
+              <w:t>12:45–14:15</w:t>
+            </w:r>
+            <w:r>
+              <w:rPr>
+                <w:rFonts w:ascii="Arial" w:hAnsi="Arial"/>
+                <w:b/>
+                <w:sz w:val="19"/>
+              </w:rPr>
+            </w:r>
+          </w:p>
+        </w:tc>
+        <w:tc>
+          <w:tcPr>
+            <w:tcW w:type="dxa" w:w="1296"/>
+            <w:shd w:val="clear" w:color="auto" w:fill="E8F0FE"/>
+          </w:tcPr>
+          <w:p>
+            <w:r>
+              <w:t>90 min</w:t>
+            </w:r>
             <w:r>
               <w:rPr>
                 <w:rFonts w:ascii="Arial" w:hAnsi="Arial"/>
                 <w:b w:val="0"/>
                 <w:sz w:val="19"/>
               </w:rPr>
-              <w:t>16:45–18:00</w:t>
-            </w:r>
-          </w:p>
-        </w:tc>
-        <w:tc>
-          <w:tcPr>
-            <w:tcW w:type="dxa" w:w="1296"/>
-          </w:tcPr>
-          <w:p>
-            <w:r/>
-            <w:r>
-              <w:rPr>
-                <w:rFonts w:ascii="Arial" w:hAnsi="Arial"/>
-                <w:b w:val="0"/>
-                <w:sz w:val="19"/>
-              </w:rPr>
-              <w:t>75 min</w:t>
             </w:r>
           </w:p>
         </w:tc>
         <w:tc>
           <w:tcPr>
             <w:tcW w:type="dxa" w:w="6840"/>
+            <w:shd w:val="clear" w:color="auto" w:fill="E8F0FE"/>
           </w:tcPr>
           <w:p>
-            <w:r/>
+            <w:r>
+              <w:t>Hands-on: Lab 1: The Green Belt Role, Project Selection and Business Case; Lab 2: Y = f(X), Sigma Level, DPMO and the DMAIC Roadmap  [slides 58–65]</w:t>
+            </w:r>
             <w:r>
               <w:rPr>
                 <w:rFonts w:ascii="Arial" w:hAnsi="Arial"/>
-                <w:b w:val="0"/>
+                <w:b/>
                 <w:sz w:val="19"/>
               </w:rPr>
-              <w:t>Hands-on: Lab 3: Voice of the Customer, Affinity Diagram and Kano Analysis; Lab 4: CTQ Tree — Translating Customer Needs into Measurable Requirements  [slides 117–124]</w:t>
             </w:r>
           </w:p>
         </w:tc>
@@ -1495,51 +1343,166 @@
         <w:tc>
           <w:tcPr>
             <w:tcW w:type="dxa" w:w="1656"/>
-            <w:shd w:val="clear" w:color="auto" w:fill="F3F5F8"/>
+            <w:shd w:val="clear" w:color="auto" w:fill="E8F0FE"/>
           </w:tcPr>
           <w:p>
-            <w:r/>
+            <w:r>
+              <w:t>14:15–15:45</w:t>
+            </w:r>
+            <w:r>
+              <w:rPr>
+                <w:rFonts w:ascii="Arial" w:hAnsi="Arial"/>
+                <w:b/>
+                <w:sz w:val="19"/>
+              </w:rPr>
+            </w:r>
+          </w:p>
+        </w:tc>
+        <w:tc>
+          <w:tcPr>
+            <w:tcW w:type="dxa" w:w="1296"/>
+            <w:shd w:val="clear" w:color="auto" w:fill="E8F0FE"/>
+          </w:tcPr>
+          <w:p>
+            <w:r>
+              <w:t>90 min</w:t>
+            </w:r>
             <w:r>
               <w:rPr>
                 <w:rFonts w:ascii="Arial" w:hAnsi="Arial"/>
                 <w:b w:val="0"/>
                 <w:sz w:val="19"/>
               </w:rPr>
-              <w:t>18:00–18:30</w:t>
+            </w:r>
+          </w:p>
+        </w:tc>
+        <w:tc>
+          <w:tcPr>
+            <w:tcW w:type="dxa" w:w="6840"/>
+            <w:shd w:val="clear" w:color="auto" w:fill="E8F0FE"/>
+          </w:tcPr>
+          <w:p>
+            <w:r>
+              <w:t>DMAIC · DEFINE — Voice of the Customer; affinity diagrams; Kano analysis; CTQ trees and operational definitions; the project charter; problem and goal statements; scope; SIPOC; stakeholders and RACI  [slides 66–120]</w:t>
+            </w:r>
+            <w:r>
+              <w:rPr>
+                <w:rFonts w:ascii="Arial" w:hAnsi="Arial"/>
+                <w:b/>
+                <w:sz w:val="19"/>
+              </w:rPr>
+            </w:r>
+          </w:p>
+        </w:tc>
+      </w:tr>
+      <w:tr>
+        <w:tc>
+          <w:tcPr>
+            <w:tcW w:type="dxa" w:w="1656"/>
+            <w:shd w:val="clear" w:color="auto" w:fill="E8F0FE"/>
+          </w:tcPr>
+          <w:p>
+            <w:r>
+              <w:t>15:45–17:00</w:t>
+            </w:r>
+            <w:r>
+              <w:rPr>
+                <w:rFonts w:ascii="Arial" w:hAnsi="Arial"/>
+                <w:b/>
+                <w:sz w:val="19"/>
+              </w:rPr>
             </w:r>
           </w:p>
         </w:tc>
         <w:tc>
           <w:tcPr>
             <w:tcW w:type="dxa" w:w="1296"/>
-            <w:shd w:val="clear" w:color="auto" w:fill="F3F5F8"/>
+            <w:shd w:val="clear" w:color="auto" w:fill="E8F0FE"/>
           </w:tcPr>
           <w:p>
-            <w:r/>
+            <w:r>
+              <w:t>75 min</w:t>
+            </w:r>
             <w:r>
               <w:rPr>
                 <w:rFonts w:ascii="Arial" w:hAnsi="Arial"/>
                 <w:b w:val="0"/>
                 <w:sz w:val="19"/>
               </w:rPr>
-              <w:t>30 min</w:t>
             </w:r>
           </w:p>
         </w:tc>
         <w:tc>
           <w:tcPr>
             <w:tcW w:type="dxa" w:w="6840"/>
-            <w:shd w:val="clear" w:color="auto" w:fill="F3F5F8"/>
+            <w:shd w:val="clear" w:color="auto" w:fill="E8F0FE"/>
           </w:tcPr>
           <w:p>
-            <w:r/>
+            <w:r>
+              <w:t>Hands-on: Lab 3: Voice of the Customer, Affinity Diagram and Kano Analysis; Lab 4: CTQ Tree — Translating Customer Needs into Measurable Requirements  [slides 121–128]</w:t>
+            </w:r>
+            <w:r>
+              <w:rPr>
+                <w:rFonts w:ascii="Arial" w:hAnsi="Arial"/>
+                <w:b/>
+                <w:sz w:val="19"/>
+              </w:rPr>
+            </w:r>
+          </w:p>
+        </w:tc>
+      </w:tr>
+      <w:tr>
+        <w:tc>
+          <w:tcPr>
+            <w:tcW w:type="dxa" w:w="1656"/>
+            <w:shd w:val="clear" w:color="auto" w:fill="E8F0FE"/>
+          </w:tcPr>
+          <w:p>
+            <w:r>
+              <w:t>17:00–17:30</w:t>
+            </w:r>
+            <w:r>
+              <w:rPr>
+                <w:rFonts w:ascii="Arial" w:hAnsi="Arial"/>
+                <w:b/>
+                <w:sz w:val="19"/>
+              </w:rPr>
+            </w:r>
+          </w:p>
+        </w:tc>
+        <w:tc>
+          <w:tcPr>
+            <w:tcW w:type="dxa" w:w="1296"/>
+            <w:shd w:val="clear" w:color="auto" w:fill="E8F0FE"/>
+          </w:tcPr>
+          <w:p>
+            <w:r>
+              <w:t>30 min</w:t>
+            </w:r>
             <w:r>
               <w:rPr>
                 <w:rFonts w:ascii="Arial" w:hAnsi="Arial"/>
                 <w:b w:val="0"/>
                 <w:sz w:val="19"/>
               </w:rPr>
+            </w:r>
+          </w:p>
+        </w:tc>
+        <w:tc>
+          <w:tcPr>
+            <w:tcW w:type="dxa" w:w="6840"/>
+            <w:shd w:val="clear" w:color="auto" w:fill="E8F0FE"/>
+          </w:tcPr>
+          <w:p>
+            <w:r>
               <w:t>Day 1 recap and Q&amp;A</w:t>
+            </w:r>
+            <w:r>
+              <w:rPr>
+                <w:rFonts w:ascii="Arial" w:hAnsi="Arial"/>
+                <w:b/>
+                <w:sz w:val="19"/>
+              </w:rPr>
             </w:r>
           </w:p>
         </w:tc>
@@ -1552,7 +1515,7 @@
           <w:color w:val="555B66"/>
           <w:sz w:val="19"/>
         </w:rPr>
-        <w:t>Total training time: 480 minutes (8 hours).</w:t>
+        <w:t>Total instructional time: 450 minutes (7.5 hours), 9:30am – 5:30pm.</w:t>
       </w:r>
     </w:p>
     <w:p>
@@ -1635,51 +1598,51 @@
         <w:tc>
           <w:tcPr>
             <w:tcW w:type="dxa" w:w="1656"/>
-            <w:shd w:val="clear" w:color="auto" w:fill="F3F5F8"/>
           </w:tcPr>
           <w:p>
-            <w:r/>
+            <w:r>
+              <w:t>9:30–9:45</w:t>
+            </w:r>
             <w:r>
               <w:rPr>
                 <w:rFonts w:ascii="Arial" w:hAnsi="Arial"/>
                 <w:b w:val="0"/>
                 <w:sz w:val="19"/>
               </w:rPr>
-              <w:t>9:30–9:45</w:t>
             </w:r>
           </w:p>
         </w:tc>
         <w:tc>
           <w:tcPr>
             <w:tcW w:type="dxa" w:w="1296"/>
-            <w:shd w:val="clear" w:color="auto" w:fill="F3F5F8"/>
           </w:tcPr>
           <w:p>
-            <w:r/>
+            <w:r>
+              <w:t>15 min</w:t>
+            </w:r>
             <w:r>
               <w:rPr>
                 <w:rFonts w:ascii="Arial" w:hAnsi="Arial"/>
                 <w:b w:val="0"/>
                 <w:sz w:val="19"/>
               </w:rPr>
-              <w:t>15 min</w:t>
             </w:r>
           </w:p>
         </w:tc>
         <w:tc>
           <w:tcPr>
             <w:tcW w:type="dxa" w:w="6840"/>
-            <w:shd w:val="clear" w:color="auto" w:fill="F3F5F8"/>
           </w:tcPr>
           <w:p>
-            <w:r/>
+            <w:r>
+              <w:t>Day 1 recap and questions</w:t>
+            </w:r>
             <w:r>
               <w:rPr>
                 <w:rFonts w:ascii="Arial" w:hAnsi="Arial"/>
                 <w:b w:val="0"/>
                 <w:sz w:val="19"/>
               </w:rPr>
-              <w:t>Day 1 recap and warm-up discussion</w:t>
             </w:r>
           </w:p>
         </w:tc>
@@ -1690,14 +1653,15 @@
             <w:tcW w:type="dxa" w:w="1656"/>
           </w:tcPr>
           <w:p>
-            <w:r/>
+            <w:r>
+              <w:t>9:45–11:00</w:t>
+            </w:r>
             <w:r>
               <w:rPr>
                 <w:rFonts w:ascii="Arial" w:hAnsi="Arial"/>
                 <w:b w:val="0"/>
                 <w:sz w:val="19"/>
               </w:rPr>
-              <w:t>9:45–11:00</w:t>
             </w:r>
           </w:p>
         </w:tc>
@@ -1706,14 +1670,15 @@
             <w:tcW w:type="dxa" w:w="1296"/>
           </w:tcPr>
           <w:p>
-            <w:r/>
+            <w:r>
+              <w:t>75 min</w:t>
+            </w:r>
             <w:r>
               <w:rPr>
                 <w:rFonts w:ascii="Arial" w:hAnsi="Arial"/>
                 <w:b w:val="0"/>
                 <w:sz w:val="19"/>
               </w:rPr>
-              <w:t>75 min</w:t>
             </w:r>
           </w:p>
         </w:tc>
@@ -1722,173 +1687,15 @@
             <w:tcW w:type="dxa" w:w="6840"/>
           </w:tcPr>
           <w:p>
-            <w:r/>
+            <w:r>
+              <w:t>Hands-on: Lab 5: Project Charter, Problem Statement, Goal Statement and Scope; Lab 6: SIPOC, Stakeholder Analysis and RACI  [slides 129–138]</w:t>
+            </w:r>
             <w:r>
               <w:rPr>
                 <w:rFonts w:ascii="Arial" w:hAnsi="Arial"/>
                 <w:b w:val="0"/>
                 <w:sz w:val="19"/>
               </w:rPr>
-              <w:t>Hands-on: Lab 5: Project Charter, Problem Statement, Goal Statement and Scope; Lab 6: SIPOC, Stakeholder Analysis and RACI  [slides 125–134]</w:t>
-            </w:r>
-          </w:p>
-        </w:tc>
-      </w:tr>
-      <w:tr>
-        <w:tc>
-          <w:tcPr>
-            <w:tcW w:type="dxa" w:w="1656"/>
-            <w:shd w:val="clear" w:color="auto" w:fill="FFF4E5"/>
-          </w:tcPr>
-          <w:p>
-            <w:r/>
-            <w:r>
-              <w:rPr>
-                <w:rFonts w:ascii="Arial" w:hAnsi="Arial"/>
-                <w:b w:val="0"/>
-                <w:sz w:val="19"/>
-              </w:rPr>
-              <w:t>11:00–11:15</w:t>
-            </w:r>
-          </w:p>
-        </w:tc>
-        <w:tc>
-          <w:tcPr>
-            <w:tcW w:type="dxa" w:w="1296"/>
-            <w:shd w:val="clear" w:color="auto" w:fill="FFF4E5"/>
-          </w:tcPr>
-          <w:p>
-            <w:r/>
-            <w:r>
-              <w:rPr>
-                <w:rFonts w:ascii="Arial" w:hAnsi="Arial"/>
-                <w:b w:val="0"/>
-                <w:sz w:val="19"/>
-              </w:rPr>
-              <w:t>15 min</w:t>
-            </w:r>
-          </w:p>
-        </w:tc>
-        <w:tc>
-          <w:tcPr>
-            <w:tcW w:type="dxa" w:w="6840"/>
-            <w:shd w:val="clear" w:color="auto" w:fill="FFF4E5"/>
-          </w:tcPr>
-          <w:p>
-            <w:r/>
-            <w:r>
-              <w:rPr>
-                <w:rFonts w:ascii="Arial" w:hAnsi="Arial"/>
-                <w:b w:val="0"/>
-                <w:sz w:val="19"/>
-              </w:rPr>
-              <w:t>Tea break</w:t>
-            </w:r>
-          </w:p>
-        </w:tc>
-      </w:tr>
-      <w:tr>
-        <w:tc>
-          <w:tcPr>
-            <w:tcW w:type="dxa" w:w="1656"/>
-            <w:shd w:val="clear" w:color="auto" w:fill="E8F0FE"/>
-          </w:tcPr>
-          <w:p>
-            <w:r/>
-            <w:r>
-              <w:rPr>
-                <w:rFonts w:ascii="Arial" w:hAnsi="Arial"/>
-                <w:b/>
-                <w:sz w:val="19"/>
-              </w:rPr>
-              <w:t>11:15–12:30</w:t>
-            </w:r>
-          </w:p>
-        </w:tc>
-        <w:tc>
-          <w:tcPr>
-            <w:tcW w:type="dxa" w:w="1296"/>
-            <w:shd w:val="clear" w:color="auto" w:fill="E8F0FE"/>
-          </w:tcPr>
-          <w:p>
-            <w:r/>
-            <w:r>
-              <w:rPr>
-                <w:rFonts w:ascii="Arial" w:hAnsi="Arial"/>
-                <w:b w:val="0"/>
-                <w:sz w:val="19"/>
-              </w:rPr>
-              <w:t>75 min</w:t>
-            </w:r>
-          </w:p>
-        </w:tc>
-        <w:tc>
-          <w:tcPr>
-            <w:tcW w:type="dxa" w:w="6840"/>
-            <w:shd w:val="clear" w:color="auto" w:fill="E8F0FE"/>
-          </w:tcPr>
-          <w:p>
-            <w:r/>
-            <w:r>
-              <w:rPr>
-                <w:rFonts w:ascii="Arial" w:hAnsi="Arial"/>
-                <w:b/>
-                <w:sz w:val="19"/>
-              </w:rPr>
-              <w:t>DMAIC · MEASURE — process mapping symbols and swimlanes; handoff analysis; the eight wastes (DOWNTIME); value-added analysis; value stream mapping; lean metrics and takt time  [slides 135–209]</w:t>
-            </w:r>
-          </w:p>
-        </w:tc>
-      </w:tr>
-      <w:tr>
-        <w:tc>
-          <w:tcPr>
-            <w:tcW w:type="dxa" w:w="1656"/>
-            <w:shd w:val="clear" w:color="auto" w:fill="FDE9D9"/>
-          </w:tcPr>
-          <w:p>
-            <w:r/>
-            <w:r>
-              <w:rPr>
-                <w:rFonts w:ascii="Arial" w:hAnsi="Arial"/>
-                <w:b w:val="0"/>
-                <w:sz w:val="19"/>
-              </w:rPr>
-              <w:t>12:30–13:30</w:t>
-            </w:r>
-          </w:p>
-        </w:tc>
-        <w:tc>
-          <w:tcPr>
-            <w:tcW w:type="dxa" w:w="1296"/>
-            <w:shd w:val="clear" w:color="auto" w:fill="FDE9D9"/>
-          </w:tcPr>
-          <w:p>
-            <w:r/>
-            <w:r>
-              <w:rPr>
-                <w:rFonts w:ascii="Arial" w:hAnsi="Arial"/>
-                <w:b w:val="0"/>
-                <w:sz w:val="19"/>
-              </w:rPr>
-              <w:t>60 min</w:t>
-            </w:r>
-          </w:p>
-        </w:tc>
-        <w:tc>
-          <w:tcPr>
-            <w:tcW w:type="dxa" w:w="6840"/>
-            <w:shd w:val="clear" w:color="auto" w:fill="FDE9D9"/>
-          </w:tcPr>
-          <w:p>
-            <w:r/>
-            <w:r>
-              <w:rPr>
-                <w:rFonts w:ascii="Arial" w:hAnsi="Arial"/>
-                <w:b w:val="0"/>
-                <w:sz w:val="19"/>
-              </w:rPr>
-              <w:t>Lunch break</w:t>
             </w:r>
           </w:p>
         </w:tc>
@@ -1899,14 +1706,15 @@
             <w:tcW w:type="dxa" w:w="1656"/>
           </w:tcPr>
           <w:p>
-            <w:r/>
+            <w:r>
+              <w:t>11:00–12:15</w:t>
+            </w:r>
             <w:r>
               <w:rPr>
                 <w:rFonts w:ascii="Arial" w:hAnsi="Arial"/>
                 <w:b w:val="0"/>
                 <w:sz w:val="19"/>
               </w:rPr>
-              <w:t>13:30–15:00</w:t>
             </w:r>
           </w:p>
         </w:tc>
@@ -1915,14 +1723,15 @@
             <w:tcW w:type="dxa" w:w="1296"/>
           </w:tcPr>
           <w:p>
-            <w:r/>
+            <w:r>
+              <w:t>75 min</w:t>
+            </w:r>
             <w:r>
               <w:rPr>
                 <w:rFonts w:ascii="Arial" w:hAnsi="Arial"/>
                 <w:b w:val="0"/>
                 <w:sz w:val="19"/>
               </w:rPr>
-              <w:t>90 min</w:t>
             </w:r>
           </w:p>
         </w:tc>
@@ -1931,120 +1740,15 @@
             <w:tcW w:type="dxa" w:w="6840"/>
           </w:tcPr>
           <w:p>
-            <w:r/>
+            <w:r>
+              <w:t>DMAIC · MEASURE — process mapping symbols and swimlanes; handoff analysis; the eight wastes (DOWNTIME); value-added analysis; value stream mapping; lean metrics and takt time  [slides 139–213]</w:t>
+            </w:r>
             <w:r>
               <w:rPr>
                 <w:rFonts w:ascii="Arial" w:hAnsi="Arial"/>
                 <w:b w:val="0"/>
                 <w:sz w:val="19"/>
               </w:rPr>
-              <w:t>Hands-on: Lab 7: Detailed Process Mapping and Swimlane Analysis; Lab 8: Value Stream Mapping, Takt Time and the Eight Wastes  [slides 210–219]</w:t>
-            </w:r>
-          </w:p>
-        </w:tc>
-      </w:tr>
-      <w:tr>
-        <w:tc>
-          <w:tcPr>
-            <w:tcW w:type="dxa" w:w="1656"/>
-            <w:shd w:val="clear" w:color="auto" w:fill="FFF4E5"/>
-          </w:tcPr>
-          <w:p>
-            <w:r/>
-            <w:r>
-              <w:rPr>
-                <w:rFonts w:ascii="Arial" w:hAnsi="Arial"/>
-                <w:b w:val="0"/>
-                <w:sz w:val="19"/>
-              </w:rPr>
-              <w:t>15:00–15:15</w:t>
-            </w:r>
-          </w:p>
-        </w:tc>
-        <w:tc>
-          <w:tcPr>
-            <w:tcW w:type="dxa" w:w="1296"/>
-            <w:shd w:val="clear" w:color="auto" w:fill="FFF4E5"/>
-          </w:tcPr>
-          <w:p>
-            <w:r/>
-            <w:r>
-              <w:rPr>
-                <w:rFonts w:ascii="Arial" w:hAnsi="Arial"/>
-                <w:b w:val="0"/>
-                <w:sz w:val="19"/>
-              </w:rPr>
-              <w:t>15 min</w:t>
-            </w:r>
-          </w:p>
-        </w:tc>
-        <w:tc>
-          <w:tcPr>
-            <w:tcW w:type="dxa" w:w="6840"/>
-            <w:shd w:val="clear" w:color="auto" w:fill="FFF4E5"/>
-          </w:tcPr>
-          <w:p>
-            <w:r/>
-            <w:r>
-              <w:rPr>
-                <w:rFonts w:ascii="Arial" w:hAnsi="Arial"/>
-                <w:b w:val="0"/>
-                <w:sz w:val="19"/>
-              </w:rPr>
-              <w:t>Tea break</w:t>
-            </w:r>
-          </w:p>
-        </w:tc>
-      </w:tr>
-      <w:tr>
-        <w:tc>
-          <w:tcPr>
-            <w:tcW w:type="dxa" w:w="1656"/>
-            <w:shd w:val="clear" w:color="auto" w:fill="E8F0FE"/>
-          </w:tcPr>
-          <w:p>
-            <w:r/>
-            <w:r>
-              <w:rPr>
-                <w:rFonts w:ascii="Arial" w:hAnsi="Arial"/>
-                <w:b/>
-                <w:sz w:val="19"/>
-              </w:rPr>
-              <w:t>15:15–16:30</w:t>
-            </w:r>
-          </w:p>
-        </w:tc>
-        <w:tc>
-          <w:tcPr>
-            <w:tcW w:type="dxa" w:w="1296"/>
-            <w:shd w:val="clear" w:color="auto" w:fill="E8F0FE"/>
-          </w:tcPr>
-          <w:p>
-            <w:r/>
-            <w:r>
-              <w:rPr>
-                <w:rFonts w:ascii="Arial" w:hAnsi="Arial"/>
-                <w:b w:val="0"/>
-                <w:sz w:val="19"/>
-              </w:rPr>
-              <w:t>75 min</w:t>
-            </w:r>
-          </w:p>
-        </w:tc>
-        <w:tc>
-          <w:tcPr>
-            <w:tcW w:type="dxa" w:w="6840"/>
-            <w:shd w:val="clear" w:color="auto" w:fill="E8F0FE"/>
-          </w:tcPr>
-          <w:p>
-            <w:r/>
-            <w:r>
-              <w:rPr>
-                <w:rFonts w:ascii="Arial" w:hAnsi="Arial"/>
-                <w:b/>
-                <w:sz w:val="19"/>
-              </w:rPr>
-              <w:t>DMAIC · MEASURE — types of data; data collection plans; sampling techniques; sample size calculation; Measurement System Analysis and Gage R&amp;R; yield, DPU, DPO, DPMO and RTY; descriptive statistics and baseline capability</w:t>
             </w:r>
           </w:p>
         </w:tc>
@@ -2055,14 +1759,15 @@
             <w:tcW w:type="dxa" w:w="1656"/>
           </w:tcPr>
           <w:p>
-            <w:r/>
+            <w:r>
+              <w:t>12:15–12:45</w:t>
+            </w:r>
             <w:r>
               <w:rPr>
                 <w:rFonts w:ascii="Arial" w:hAnsi="Arial"/>
                 <w:b w:val="0"/>
                 <w:sz w:val="19"/>
               </w:rPr>
-              <w:t>16:30–18:15</w:t>
             </w:r>
           </w:p>
         </w:tc>
@@ -2071,14 +1776,15 @@
             <w:tcW w:type="dxa" w:w="1296"/>
           </w:tcPr>
           <w:p>
-            <w:r/>
+            <w:r>
+              <w:t>30 min</w:t>
+            </w:r>
             <w:r>
               <w:rPr>
                 <w:rFonts w:ascii="Arial" w:hAnsi="Arial"/>
                 <w:b w:val="0"/>
                 <w:sz w:val="19"/>
               </w:rPr>
-              <w:t>105 min</w:t>
             </w:r>
           </w:p>
         </w:tc>
@@ -2087,14 +1793,15 @@
             <w:tcW w:type="dxa" w:w="6840"/>
           </w:tcPr>
           <w:p>
-            <w:r/>
+            <w:r>
+              <w:t>Lunch break</w:t>
+            </w:r>
             <w:r>
               <w:rPr>
                 <w:rFonts w:ascii="Arial" w:hAnsi="Arial"/>
                 <w:b w:val="0"/>
                 <w:sz w:val="19"/>
               </w:rPr>
-              <w:t>Hands-on: Lab 9: Data Types, Operational Definitions and the Data Collection Plan; Lab 10: Sampling Techniques and Sample Size Calculation; Lab 11: Measurement System Analysis and Gage R&amp;R  [slides 220–233]</w:t>
             </w:r>
           </w:p>
         </w:tc>
@@ -2103,51 +1810,210 @@
         <w:tc>
           <w:tcPr>
             <w:tcW w:type="dxa" w:w="1656"/>
-            <w:shd w:val="clear" w:color="auto" w:fill="F3F5F8"/>
           </w:tcPr>
           <w:p>
-            <w:r/>
+            <w:r>
+              <w:t>12:45–14:15</w:t>
+            </w:r>
             <w:r>
               <w:rPr>
                 <w:rFonts w:ascii="Arial" w:hAnsi="Arial"/>
                 <w:b w:val="0"/>
                 <w:sz w:val="19"/>
               </w:rPr>
-              <w:t>18:15–18:30</w:t>
             </w:r>
           </w:p>
         </w:tc>
         <w:tc>
           <w:tcPr>
             <w:tcW w:type="dxa" w:w="1296"/>
-            <w:shd w:val="clear" w:color="auto" w:fill="F3F5F8"/>
           </w:tcPr>
           <w:p>
-            <w:r/>
+            <w:r>
+              <w:t>90 min</w:t>
+            </w:r>
             <w:r>
               <w:rPr>
                 <w:rFonts w:ascii="Arial" w:hAnsi="Arial"/>
                 <w:b w:val="0"/>
                 <w:sz w:val="19"/>
               </w:rPr>
-              <w:t>15 min</w:t>
             </w:r>
           </w:p>
         </w:tc>
         <w:tc>
           <w:tcPr>
             <w:tcW w:type="dxa" w:w="6840"/>
-            <w:shd w:val="clear" w:color="auto" w:fill="F3F5F8"/>
           </w:tcPr>
           <w:p>
-            <w:r/>
+            <w:r>
+              <w:t>Hands-on: Lab 7: Detailed Process Mapping and Swimlane Analysis; Lab 8: Value Stream Mapping, Takt Time and the Eight Wastes  [slides 214–223]</w:t>
+            </w:r>
             <w:r>
               <w:rPr>
                 <w:rFonts w:ascii="Arial" w:hAnsi="Arial"/>
                 <w:b w:val="0"/>
                 <w:sz w:val="19"/>
               </w:rPr>
+            </w:r>
+          </w:p>
+        </w:tc>
+      </w:tr>
+      <w:tr>
+        <w:tc>
+          <w:tcPr>
+            <w:tcW w:type="dxa" w:w="1656"/>
+          </w:tcPr>
+          <w:p>
+            <w:r>
+              <w:t>14:15–15:30</w:t>
+            </w:r>
+            <w:r>
+              <w:rPr>
+                <w:rFonts w:ascii="Arial" w:hAnsi="Arial"/>
+                <w:b w:val="0"/>
+                <w:sz w:val="19"/>
+              </w:rPr>
+            </w:r>
+          </w:p>
+        </w:tc>
+        <w:tc>
+          <w:tcPr>
+            <w:tcW w:type="dxa" w:w="1296"/>
+          </w:tcPr>
+          <w:p>
+            <w:r>
+              <w:t>75 min</w:t>
+            </w:r>
+            <w:r>
+              <w:rPr>
+                <w:rFonts w:ascii="Arial" w:hAnsi="Arial"/>
+                <w:b w:val="0"/>
+                <w:sz w:val="19"/>
+              </w:rPr>
+            </w:r>
+          </w:p>
+        </w:tc>
+        <w:tc>
+          <w:tcPr>
+            <w:tcW w:type="dxa" w:w="6840"/>
+          </w:tcPr>
+          <w:p>
+            <w:r>
+              <w:t>DMAIC · MEASURE — types of data; data collection plans; sampling techniques; sample size calculation; Measurement System Analysis and Gage R&amp;R; yield, DPU, DPO, DPMO and RTY; descriptive statistics and baseline capability</w:t>
+            </w:r>
+            <w:r>
+              <w:rPr>
+                <w:rFonts w:ascii="Arial" w:hAnsi="Arial"/>
+                <w:b w:val="0"/>
+                <w:sz w:val="19"/>
+              </w:rPr>
+            </w:r>
+          </w:p>
+        </w:tc>
+      </w:tr>
+      <w:tr>
+        <w:tc>
+          <w:tcPr>
+            <w:tcW w:type="dxa" w:w="1656"/>
+          </w:tcPr>
+          <w:p>
+            <w:r>
+              <w:t>15:30–17:15</w:t>
+            </w:r>
+            <w:r>
+              <w:rPr>
+                <w:rFonts w:ascii="Arial" w:hAnsi="Arial"/>
+                <w:b w:val="0"/>
+                <w:sz w:val="19"/>
+              </w:rPr>
+            </w:r>
+          </w:p>
+        </w:tc>
+        <w:tc>
+          <w:tcPr>
+            <w:tcW w:type="dxa" w:w="1296"/>
+          </w:tcPr>
+          <w:p>
+            <w:r>
+              <w:t>105 min</w:t>
+            </w:r>
+            <w:r>
+              <w:rPr>
+                <w:rFonts w:ascii="Arial" w:hAnsi="Arial"/>
+                <w:b w:val="0"/>
+                <w:sz w:val="19"/>
+              </w:rPr>
+            </w:r>
+          </w:p>
+        </w:tc>
+        <w:tc>
+          <w:tcPr>
+            <w:tcW w:type="dxa" w:w="6840"/>
+          </w:tcPr>
+          <w:p>
+            <w:r>
+              <w:t>Hands-on: Lab 9: Data Types, Operational Definitions and the Data Collection Plan; Lab 10: Sampling Techniques and Sample Size Calculation; Lab 11: Measurement System Analysis and Gage R&amp;R  [slides 224–237]</w:t>
+            </w:r>
+            <w:r>
+              <w:rPr>
+                <w:rFonts w:ascii="Arial" w:hAnsi="Arial"/>
+                <w:b w:val="0"/>
+                <w:sz w:val="19"/>
+              </w:rPr>
+            </w:r>
+          </w:p>
+        </w:tc>
+      </w:tr>
+      <w:tr>
+        <w:tc>
+          <w:tcPr>
+            <w:tcW w:type="dxa" w:w="1656"/>
+          </w:tcPr>
+          <w:p>
+            <w:r>
+              <w:t>17:15–17:30</w:t>
+            </w:r>
+            <w:r>
+              <w:rPr>
+                <w:rFonts w:ascii="Arial" w:hAnsi="Arial"/>
+                <w:b w:val="0"/>
+                <w:sz w:val="19"/>
+              </w:rPr>
+            </w:r>
+          </w:p>
+        </w:tc>
+        <w:tc>
+          <w:tcPr>
+            <w:tcW w:type="dxa" w:w="1296"/>
+          </w:tcPr>
+          <w:p>
+            <w:r>
+              <w:t>15 min</w:t>
+            </w:r>
+            <w:r>
+              <w:rPr>
+                <w:rFonts w:ascii="Arial" w:hAnsi="Arial"/>
+                <w:b w:val="0"/>
+                <w:sz w:val="19"/>
+              </w:rPr>
+            </w:r>
+          </w:p>
+        </w:tc>
+        <w:tc>
+          <w:tcPr>
+            <w:tcW w:type="dxa" w:w="6840"/>
+          </w:tcPr>
+          <w:p>
+            <w:r>
               <w:t>Day 2 recap and Q&amp;A</w:t>
+            </w:r>
+            <w:r>
+              <w:rPr>
+                <w:rFonts w:ascii="Arial" w:hAnsi="Arial"/>
+                <w:b w:val="0"/>
+                <w:sz w:val="19"/>
+              </w:rPr>
             </w:r>
           </w:p>
         </w:tc>
@@ -2160,7 +2026,7 @@
           <w:color w:val="555B66"/>
           <w:sz w:val="19"/>
         </w:rPr>
-        <w:t>Total training time: 480 minutes (8 hours).</w:t>
+        <w:t>Total instructional time: 450 minutes (7.5 hours), 9:30am – 5:30pm.</w:t>
       </w:r>
     </w:p>
     <w:p>
@@ -2243,51 +2109,51 @@
         <w:tc>
           <w:tcPr>
             <w:tcW w:type="dxa" w:w="1656"/>
-            <w:shd w:val="clear" w:color="auto" w:fill="F3F5F8"/>
           </w:tcPr>
           <w:p>
-            <w:r/>
+            <w:r>
+              <w:t>9:30–9:45</w:t>
+            </w:r>
             <w:r>
               <w:rPr>
                 <w:rFonts w:ascii="Arial" w:hAnsi="Arial"/>
                 <w:b w:val="0"/>
                 <w:sz w:val="19"/>
               </w:rPr>
-              <w:t>9:30–9:45</w:t>
             </w:r>
           </w:p>
         </w:tc>
         <w:tc>
           <w:tcPr>
             <w:tcW w:type="dxa" w:w="1296"/>
-            <w:shd w:val="clear" w:color="auto" w:fill="F3F5F8"/>
           </w:tcPr>
           <w:p>
-            <w:r/>
+            <w:r>
+              <w:t>15 min</w:t>
+            </w:r>
             <w:r>
               <w:rPr>
                 <w:rFonts w:ascii="Arial" w:hAnsi="Arial"/>
                 <w:b w:val="0"/>
                 <w:sz w:val="19"/>
               </w:rPr>
-              <w:t>15 min</w:t>
             </w:r>
           </w:p>
         </w:tc>
         <w:tc>
           <w:tcPr>
             <w:tcW w:type="dxa" w:w="6840"/>
-            <w:shd w:val="clear" w:color="auto" w:fill="F3F5F8"/>
           </w:tcPr>
           <w:p>
-            <w:r/>
+            <w:r>
+              <w:t>Day 2 recap and questions</w:t>
+            </w:r>
             <w:r>
               <w:rPr>
                 <w:rFonts w:ascii="Arial" w:hAnsi="Arial"/>
                 <w:b w:val="0"/>
                 <w:sz w:val="19"/>
               </w:rPr>
-              <w:t>Day 2 recap and warm-up discussion</w:t>
             </w:r>
           </w:p>
         </w:tc>
@@ -2298,14 +2164,15 @@
             <w:tcW w:type="dxa" w:w="1656"/>
           </w:tcPr>
           <w:p>
-            <w:r/>
+            <w:r>
+              <w:t>9:45–11:00</w:t>
+            </w:r>
             <w:r>
               <w:rPr>
                 <w:rFonts w:ascii="Arial" w:hAnsi="Arial"/>
                 <w:b w:val="0"/>
                 <w:sz w:val="19"/>
               </w:rPr>
-              <w:t>9:45–11:00</w:t>
             </w:r>
           </w:p>
         </w:tc>
@@ -2314,14 +2181,15 @@
             <w:tcW w:type="dxa" w:w="1296"/>
           </w:tcPr>
           <w:p>
-            <w:r/>
+            <w:r>
+              <w:t>75 min</w:t>
+            </w:r>
             <w:r>
               <w:rPr>
                 <w:rFonts w:ascii="Arial" w:hAnsi="Arial"/>
                 <w:b w:val="0"/>
                 <w:sz w:val="19"/>
               </w:rPr>
-              <w:t>75 min</w:t>
             </w:r>
           </w:p>
         </w:tc>
@@ -2330,173 +2198,15 @@
             <w:tcW w:type="dxa" w:w="6840"/>
           </w:tcPr>
           <w:p>
-            <w:r/>
+            <w:r>
+              <w:t>Hands-on: Lab 12: Yield, DPU, DPO, DPMO, RTY and the Hidden Factory; Lab 13: Descriptive Statistics, Normality and Baseline Process Capability  [slides 238–248]</w:t>
+            </w:r>
             <w:r>
               <w:rPr>
                 <w:rFonts w:ascii="Arial" w:hAnsi="Arial"/>
                 <w:b w:val="0"/>
                 <w:sz w:val="19"/>
               </w:rPr>
-              <w:t>Hands-on: Lab 12: Yield, DPU, DPO, DPMO, RTY and the Hidden Factory; Lab 13: Descriptive Statistics, Normality and Baseline Process Capability  [slides 234–244]</w:t>
-            </w:r>
-          </w:p>
-        </w:tc>
-      </w:tr>
-      <w:tr>
-        <w:tc>
-          <w:tcPr>
-            <w:tcW w:type="dxa" w:w="1656"/>
-            <w:shd w:val="clear" w:color="auto" w:fill="FFF4E5"/>
-          </w:tcPr>
-          <w:p>
-            <w:r/>
-            <w:r>
-              <w:rPr>
-                <w:rFonts w:ascii="Arial" w:hAnsi="Arial"/>
-                <w:b w:val="0"/>
-                <w:sz w:val="19"/>
-              </w:rPr>
-              <w:t>11:00–11:15</w:t>
-            </w:r>
-          </w:p>
-        </w:tc>
-        <w:tc>
-          <w:tcPr>
-            <w:tcW w:type="dxa" w:w="1296"/>
-            <w:shd w:val="clear" w:color="auto" w:fill="FFF4E5"/>
-          </w:tcPr>
-          <w:p>
-            <w:r/>
-            <w:r>
-              <w:rPr>
-                <w:rFonts w:ascii="Arial" w:hAnsi="Arial"/>
-                <w:b w:val="0"/>
-                <w:sz w:val="19"/>
-              </w:rPr>
-              <w:t>15 min</w:t>
-            </w:r>
-          </w:p>
-        </w:tc>
-        <w:tc>
-          <w:tcPr>
-            <w:tcW w:type="dxa" w:w="6840"/>
-            <w:shd w:val="clear" w:color="auto" w:fill="FFF4E5"/>
-          </w:tcPr>
-          <w:p>
-            <w:r/>
-            <w:r>
-              <w:rPr>
-                <w:rFonts w:ascii="Arial" w:hAnsi="Arial"/>
-                <w:b w:val="0"/>
-                <w:sz w:val="19"/>
-              </w:rPr>
-              <w:t>Tea break</w:t>
-            </w:r>
-          </w:p>
-        </w:tc>
-      </w:tr>
-      <w:tr>
-        <w:tc>
-          <w:tcPr>
-            <w:tcW w:type="dxa" w:w="1656"/>
-            <w:shd w:val="clear" w:color="auto" w:fill="E8F0FE"/>
-          </w:tcPr>
-          <w:p>
-            <w:r/>
-            <w:r>
-              <w:rPr>
-                <w:rFonts w:ascii="Arial" w:hAnsi="Arial"/>
-                <w:b/>
-                <w:sz w:val="19"/>
-              </w:rPr>
-              <w:t>11:15–12:30</w:t>
-            </w:r>
-          </w:p>
-        </w:tc>
-        <w:tc>
-          <w:tcPr>
-            <w:tcW w:type="dxa" w:w="1296"/>
-            <w:shd w:val="clear" w:color="auto" w:fill="E8F0FE"/>
-          </w:tcPr>
-          <w:p>
-            <w:r/>
-            <w:r>
-              <w:rPr>
-                <w:rFonts w:ascii="Arial" w:hAnsi="Arial"/>
-                <w:b w:val="0"/>
-                <w:sz w:val="19"/>
-              </w:rPr>
-              <w:t>75 min</w:t>
-            </w:r>
-          </w:p>
-        </w:tc>
-        <w:tc>
-          <w:tcPr>
-            <w:tcW w:type="dxa" w:w="6840"/>
-            <w:shd w:val="clear" w:color="auto" w:fill="E8F0FE"/>
-          </w:tcPr>
-          <w:p>
-            <w:r/>
-            <w:r>
-              <w:rPr>
-                <w:rFonts w:ascii="Arial" w:hAnsi="Arial"/>
-                <w:b/>
-                <w:sz w:val="19"/>
-              </w:rPr>
-              <w:t>DMAIC · ANALYZE — common vs special cause variation; tampering; run charts and the six non-random patterns; the Pareto principle; stratification; boxplots  [slides 245–315]</w:t>
-            </w:r>
-          </w:p>
-        </w:tc>
-      </w:tr>
-      <w:tr>
-        <w:tc>
-          <w:tcPr>
-            <w:tcW w:type="dxa" w:w="1656"/>
-            <w:shd w:val="clear" w:color="auto" w:fill="FDE9D9"/>
-          </w:tcPr>
-          <w:p>
-            <w:r/>
-            <w:r>
-              <w:rPr>
-                <w:rFonts w:ascii="Arial" w:hAnsi="Arial"/>
-                <w:b w:val="0"/>
-                <w:sz w:val="19"/>
-              </w:rPr>
-              <w:t>12:30–13:30</w:t>
-            </w:r>
-          </w:p>
-        </w:tc>
-        <w:tc>
-          <w:tcPr>
-            <w:tcW w:type="dxa" w:w="1296"/>
-            <w:shd w:val="clear" w:color="auto" w:fill="FDE9D9"/>
-          </w:tcPr>
-          <w:p>
-            <w:r/>
-            <w:r>
-              <w:rPr>
-                <w:rFonts w:ascii="Arial" w:hAnsi="Arial"/>
-                <w:b w:val="0"/>
-                <w:sz w:val="19"/>
-              </w:rPr>
-              <w:t>60 min</w:t>
-            </w:r>
-          </w:p>
-        </w:tc>
-        <w:tc>
-          <w:tcPr>
-            <w:tcW w:type="dxa" w:w="6840"/>
-            <w:shd w:val="clear" w:color="auto" w:fill="FDE9D9"/>
-          </w:tcPr>
-          <w:p>
-            <w:r/>
-            <w:r>
-              <w:rPr>
-                <w:rFonts w:ascii="Arial" w:hAnsi="Arial"/>
-                <w:b w:val="0"/>
-                <w:sz w:val="19"/>
-              </w:rPr>
-              <w:t>Lunch break</w:t>
             </w:r>
           </w:p>
         </w:tc>
@@ -2507,14 +2217,15 @@
             <w:tcW w:type="dxa" w:w="1656"/>
           </w:tcPr>
           <w:p>
-            <w:r/>
+            <w:r>
+              <w:t>11:00–12:15</w:t>
+            </w:r>
             <w:r>
               <w:rPr>
                 <w:rFonts w:ascii="Arial" w:hAnsi="Arial"/>
                 <w:b w:val="0"/>
                 <w:sz w:val="19"/>
               </w:rPr>
-              <w:t>13:30–14:45</w:t>
             </w:r>
           </w:p>
         </w:tc>
@@ -2523,14 +2234,15 @@
             <w:tcW w:type="dxa" w:w="1296"/>
           </w:tcPr>
           <w:p>
-            <w:r/>
+            <w:r>
+              <w:t>75 min</w:t>
+            </w:r>
             <w:r>
               <w:rPr>
                 <w:rFonts w:ascii="Arial" w:hAnsi="Arial"/>
                 <w:b w:val="0"/>
                 <w:sz w:val="19"/>
               </w:rPr>
-              <w:t>75 min</w:t>
             </w:r>
           </w:p>
         </w:tc>
@@ -2539,120 +2251,15 @@
             <w:tcW w:type="dxa" w:w="6840"/>
           </w:tcPr>
           <w:p>
-            <w:r/>
+            <w:r>
+              <w:t>DMAIC · ANALYZE — common vs special cause variation; tampering; run charts and the six non-random patterns; the Pareto principle; stratification; boxplots  [slides 249–319]</w:t>
+            </w:r>
             <w:r>
               <w:rPr>
                 <w:rFonts w:ascii="Arial" w:hAnsi="Arial"/>
                 <w:b w:val="0"/>
                 <w:sz w:val="19"/>
               </w:rPr>
-              <w:t>Hands-on: Lab 14: Variation, Run Charts and Stability Analysis; Lab 15: Pareto Analysis, Stratification and Boxplots  [slides 316–325]</w:t>
-            </w:r>
-          </w:p>
-        </w:tc>
-      </w:tr>
-      <w:tr>
-        <w:tc>
-          <w:tcPr>
-            <w:tcW w:type="dxa" w:w="1656"/>
-            <w:shd w:val="clear" w:color="auto" w:fill="FFF4E5"/>
-          </w:tcPr>
-          <w:p>
-            <w:r/>
-            <w:r>
-              <w:rPr>
-                <w:rFonts w:ascii="Arial" w:hAnsi="Arial"/>
-                <w:b w:val="0"/>
-                <w:sz w:val="19"/>
-              </w:rPr>
-              <w:t>14:45–15:00</w:t>
-            </w:r>
-          </w:p>
-        </w:tc>
-        <w:tc>
-          <w:tcPr>
-            <w:tcW w:type="dxa" w:w="1296"/>
-            <w:shd w:val="clear" w:color="auto" w:fill="FFF4E5"/>
-          </w:tcPr>
-          <w:p>
-            <w:r/>
-            <w:r>
-              <w:rPr>
-                <w:rFonts w:ascii="Arial" w:hAnsi="Arial"/>
-                <w:b w:val="0"/>
-                <w:sz w:val="19"/>
-              </w:rPr>
-              <w:t>15 min</w:t>
-            </w:r>
-          </w:p>
-        </w:tc>
-        <w:tc>
-          <w:tcPr>
-            <w:tcW w:type="dxa" w:w="6840"/>
-            <w:shd w:val="clear" w:color="auto" w:fill="FFF4E5"/>
-          </w:tcPr>
-          <w:p>
-            <w:r/>
-            <w:r>
-              <w:rPr>
-                <w:rFonts w:ascii="Arial" w:hAnsi="Arial"/>
-                <w:b w:val="0"/>
-                <w:sz w:val="19"/>
-              </w:rPr>
-              <w:t>Tea break</w:t>
-            </w:r>
-          </w:p>
-        </w:tc>
-      </w:tr>
-      <w:tr>
-        <w:tc>
-          <w:tcPr>
-            <w:tcW w:type="dxa" w:w="1656"/>
-            <w:shd w:val="clear" w:color="auto" w:fill="E8F0FE"/>
-          </w:tcPr>
-          <w:p>
-            <w:r/>
-            <w:r>
-              <w:rPr>
-                <w:rFonts w:ascii="Arial" w:hAnsi="Arial"/>
-                <w:b/>
-                <w:sz w:val="19"/>
-              </w:rPr>
-              <w:t>15:00–16:30</w:t>
-            </w:r>
-          </w:p>
-        </w:tc>
-        <w:tc>
-          <w:tcPr>
-            <w:tcW w:type="dxa" w:w="1296"/>
-            <w:shd w:val="clear" w:color="auto" w:fill="E8F0FE"/>
-          </w:tcPr>
-          <w:p>
-            <w:r/>
-            <w:r>
-              <w:rPr>
-                <w:rFonts w:ascii="Arial" w:hAnsi="Arial"/>
-                <w:b w:val="0"/>
-                <w:sz w:val="19"/>
-              </w:rPr>
-              <w:t>90 min</w:t>
-            </w:r>
-          </w:p>
-        </w:tc>
-        <w:tc>
-          <w:tcPr>
-            <w:tcW w:type="dxa" w:w="6840"/>
-            <w:shd w:val="clear" w:color="auto" w:fill="E8F0FE"/>
-          </w:tcPr>
-          <w:p>
-            <w:r/>
-            <w:r>
-              <w:rPr>
-                <w:rFonts w:ascii="Arial" w:hAnsi="Arial"/>
-                <w:b/>
-                <w:sz w:val="19"/>
-              </w:rPr>
-              <w:t>DMAIC · ANALYZE — Fishbone (5M+E); 5 Whys; multi-voting; hypothesis testing (H0/Ha, alpha, Type I and II errors, test selection, p-value decision rule); correlation and the coefficient of determination; regression</w:t>
             </w:r>
           </w:p>
         </w:tc>
@@ -2663,14 +2270,15 @@
             <w:tcW w:type="dxa" w:w="1656"/>
           </w:tcPr>
           <w:p>
-            <w:r/>
+            <w:r>
+              <w:t>12:15–12:45</w:t>
+            </w:r>
             <w:r>
               <w:rPr>
                 <w:rFonts w:ascii="Arial" w:hAnsi="Arial"/>
                 <w:b w:val="0"/>
                 <w:sz w:val="19"/>
               </w:rPr>
-              <w:t>16:30–18:15</w:t>
             </w:r>
           </w:p>
         </w:tc>
@@ -2679,14 +2287,15 @@
             <w:tcW w:type="dxa" w:w="1296"/>
           </w:tcPr>
           <w:p>
-            <w:r/>
+            <w:r>
+              <w:t>30 min</w:t>
+            </w:r>
             <w:r>
               <w:rPr>
                 <w:rFonts w:ascii="Arial" w:hAnsi="Arial"/>
                 <w:b w:val="0"/>
                 <w:sz w:val="19"/>
               </w:rPr>
-              <w:t>105 min</w:t>
             </w:r>
           </w:p>
         </w:tc>
@@ -2695,14 +2304,15 @@
             <w:tcW w:type="dxa" w:w="6840"/>
           </w:tcPr>
           <w:p>
-            <w:r/>
+            <w:r>
+              <w:t>Lunch break</w:t>
+            </w:r>
             <w:r>
               <w:rPr>
                 <w:rFonts w:ascii="Arial" w:hAnsi="Arial"/>
                 <w:b w:val="0"/>
                 <w:sz w:val="19"/>
               </w:rPr>
-              <w:t>Hands-on: Lab 16: Fishbone, 5 Whys, Multi-Voting and Cause Prioritisation; Lab 17: Hypothesis Testing — Test Selection, p-values and Conclusions; Lab 18: Correlation, Regression and Quantifying the X-Y Relationship  [slides 326–343]</w:t>
             </w:r>
           </w:p>
         </w:tc>
@@ -2711,51 +2321,210 @@
         <w:tc>
           <w:tcPr>
             <w:tcW w:type="dxa" w:w="1656"/>
-            <w:shd w:val="clear" w:color="auto" w:fill="F3F5F8"/>
           </w:tcPr>
           <w:p>
-            <w:r/>
+            <w:r>
+              <w:t>12:45–14:00</w:t>
+            </w:r>
             <w:r>
               <w:rPr>
                 <w:rFonts w:ascii="Arial" w:hAnsi="Arial"/>
                 <w:b w:val="0"/>
                 <w:sz w:val="19"/>
               </w:rPr>
-              <w:t>18:15–18:30</w:t>
             </w:r>
           </w:p>
         </w:tc>
         <w:tc>
           <w:tcPr>
             <w:tcW w:type="dxa" w:w="1296"/>
-            <w:shd w:val="clear" w:color="auto" w:fill="F3F5F8"/>
           </w:tcPr>
           <w:p>
-            <w:r/>
+            <w:r>
+              <w:t>75 min</w:t>
+            </w:r>
             <w:r>
               <w:rPr>
                 <w:rFonts w:ascii="Arial" w:hAnsi="Arial"/>
                 <w:b w:val="0"/>
                 <w:sz w:val="19"/>
               </w:rPr>
-              <w:t>15 min</w:t>
             </w:r>
           </w:p>
         </w:tc>
         <w:tc>
           <w:tcPr>
             <w:tcW w:type="dxa" w:w="6840"/>
-            <w:shd w:val="clear" w:color="auto" w:fill="F3F5F8"/>
           </w:tcPr>
           <w:p>
-            <w:r/>
+            <w:r>
+              <w:t>Hands-on: Lab 14: Variation, Run Charts and Stability Analysis; Lab 15: Pareto Analysis, Stratification and Boxplots  [slides 320–329]</w:t>
+            </w:r>
             <w:r>
               <w:rPr>
                 <w:rFonts w:ascii="Arial" w:hAnsi="Arial"/>
                 <w:b w:val="0"/>
                 <w:sz w:val="19"/>
               </w:rPr>
+            </w:r>
+          </w:p>
+        </w:tc>
+      </w:tr>
+      <w:tr>
+        <w:tc>
+          <w:tcPr>
+            <w:tcW w:type="dxa" w:w="1656"/>
+          </w:tcPr>
+          <w:p>
+            <w:r>
+              <w:t>14:00–15:30</w:t>
+            </w:r>
+            <w:r>
+              <w:rPr>
+                <w:rFonts w:ascii="Arial" w:hAnsi="Arial"/>
+                <w:b w:val="0"/>
+                <w:sz w:val="19"/>
+              </w:rPr>
+            </w:r>
+          </w:p>
+        </w:tc>
+        <w:tc>
+          <w:tcPr>
+            <w:tcW w:type="dxa" w:w="1296"/>
+          </w:tcPr>
+          <w:p>
+            <w:r>
+              <w:t>90 min</w:t>
+            </w:r>
+            <w:r>
+              <w:rPr>
+                <w:rFonts w:ascii="Arial" w:hAnsi="Arial"/>
+                <w:b w:val="0"/>
+                <w:sz w:val="19"/>
+              </w:rPr>
+            </w:r>
+          </w:p>
+        </w:tc>
+        <w:tc>
+          <w:tcPr>
+            <w:tcW w:type="dxa" w:w="6840"/>
+          </w:tcPr>
+          <w:p>
+            <w:r>
+              <w:t>DMAIC · ANALYZE — Fishbone (5M+E); 5 Whys; multi-voting; hypothesis testing (H0/Ha, alpha, Type I and II errors, test selection, p-value decision rule); correlation and the coefficient of determination; regression</w:t>
+            </w:r>
+            <w:r>
+              <w:rPr>
+                <w:rFonts w:ascii="Arial" w:hAnsi="Arial"/>
+                <w:b w:val="0"/>
+                <w:sz w:val="19"/>
+              </w:rPr>
+            </w:r>
+          </w:p>
+        </w:tc>
+      </w:tr>
+      <w:tr>
+        <w:tc>
+          <w:tcPr>
+            <w:tcW w:type="dxa" w:w="1656"/>
+          </w:tcPr>
+          <w:p>
+            <w:r>
+              <w:t>15:30–17:15</w:t>
+            </w:r>
+            <w:r>
+              <w:rPr>
+                <w:rFonts w:ascii="Arial" w:hAnsi="Arial"/>
+                <w:b w:val="0"/>
+                <w:sz w:val="19"/>
+              </w:rPr>
+            </w:r>
+          </w:p>
+        </w:tc>
+        <w:tc>
+          <w:tcPr>
+            <w:tcW w:type="dxa" w:w="1296"/>
+          </w:tcPr>
+          <w:p>
+            <w:r>
+              <w:t>105 min</w:t>
+            </w:r>
+            <w:r>
+              <w:rPr>
+                <w:rFonts w:ascii="Arial" w:hAnsi="Arial"/>
+                <w:b w:val="0"/>
+                <w:sz w:val="19"/>
+              </w:rPr>
+            </w:r>
+          </w:p>
+        </w:tc>
+        <w:tc>
+          <w:tcPr>
+            <w:tcW w:type="dxa" w:w="6840"/>
+          </w:tcPr>
+          <w:p>
+            <w:r>
+              <w:t>Hands-on: Lab 16: Fishbone, 5 Whys, Multi-Voting and Cause Prioritisation; Lab 17: Hypothesis Testing — Test Selection, p-values and Conclusions; Lab 18: Correlation, Regression and Quantifying the X-Y Relationship  [slides 330–347]</w:t>
+            </w:r>
+            <w:r>
+              <w:rPr>
+                <w:rFonts w:ascii="Arial" w:hAnsi="Arial"/>
+                <w:b w:val="0"/>
+                <w:sz w:val="19"/>
+              </w:rPr>
+            </w:r>
+          </w:p>
+        </w:tc>
+      </w:tr>
+      <w:tr>
+        <w:tc>
+          <w:tcPr>
+            <w:tcW w:type="dxa" w:w="1656"/>
+          </w:tcPr>
+          <w:p>
+            <w:r>
+              <w:t>17:15–17:30</w:t>
+            </w:r>
+            <w:r>
+              <w:rPr>
+                <w:rFonts w:ascii="Arial" w:hAnsi="Arial"/>
+                <w:b w:val="0"/>
+                <w:sz w:val="19"/>
+              </w:rPr>
+            </w:r>
+          </w:p>
+        </w:tc>
+        <w:tc>
+          <w:tcPr>
+            <w:tcW w:type="dxa" w:w="1296"/>
+          </w:tcPr>
+          <w:p>
+            <w:r>
+              <w:t>15 min</w:t>
+            </w:r>
+            <w:r>
+              <w:rPr>
+                <w:rFonts w:ascii="Arial" w:hAnsi="Arial"/>
+                <w:b w:val="0"/>
+                <w:sz w:val="19"/>
+              </w:rPr>
+            </w:r>
+          </w:p>
+        </w:tc>
+        <w:tc>
+          <w:tcPr>
+            <w:tcW w:type="dxa" w:w="6840"/>
+          </w:tcPr>
+          <w:p>
+            <w:r>
               <w:t>Day 3 recap and Q&amp;A</w:t>
+            </w:r>
+            <w:r>
+              <w:rPr>
+                <w:rFonts w:ascii="Arial" w:hAnsi="Arial"/>
+                <w:b w:val="0"/>
+                <w:sz w:val="19"/>
+              </w:rPr>
             </w:r>
           </w:p>
         </w:tc>
@@ -2768,7 +2537,7 @@
           <w:color w:val="555B66"/>
           <w:sz w:val="19"/>
         </w:rPr>
-        <w:t>Total training time: 480 minutes (8 hours).</w:t>
+        <w:t>Total instructional time: 450 minutes (7.5 hours), 9:30am – 5:30pm.</w:t>
       </w:r>
     </w:p>
     <w:p>
@@ -2776,7 +2545,7 @@
         <w:pStyle w:val="Heading2"/>
       </w:pPr>
       <w:r>
-        <w:t>Day 4 — Improve, Control and consolidating your improvement package</w:t>
+        <w:t>Day 4 — Improve, Control and project closure</w:t>
       </w:r>
     </w:p>
     <w:tbl>
@@ -2851,51 +2620,54 @@
         <w:tc>
           <w:tcPr>
             <w:tcW w:type="dxa" w:w="1656"/>
-            <w:shd w:val="clear" w:color="auto" w:fill="F3F5F8"/>
+            <w:shd w:val="clear" w:color="auto" w:fill="E8F0FE"/>
           </w:tcPr>
           <w:p>
-            <w:r/>
+            <w:r>
+              <w:t>9:30–9:50</w:t>
+            </w:r>
+            <w:r>
+              <w:rPr>
+                <w:rFonts w:ascii="Arial" w:hAnsi="Arial"/>
+                <w:b/>
+                <w:sz w:val="19"/>
+              </w:rPr>
+            </w:r>
+          </w:p>
+        </w:tc>
+        <w:tc>
+          <w:tcPr>
+            <w:tcW w:type="dxa" w:w="1296"/>
+            <w:shd w:val="clear" w:color="auto" w:fill="E8F0FE"/>
+          </w:tcPr>
+          <w:p>
+            <w:r>
+              <w:t>20 min</w:t>
+            </w:r>
             <w:r>
               <w:rPr>
                 <w:rFonts w:ascii="Arial" w:hAnsi="Arial"/>
                 <w:b w:val="0"/>
                 <w:sz w:val="19"/>
               </w:rPr>
-              <w:t>9:30–9:45</w:t>
-            </w:r>
-          </w:p>
-        </w:tc>
-        <w:tc>
-          <w:tcPr>
-            <w:tcW w:type="dxa" w:w="1296"/>
-            <w:shd w:val="clear" w:color="auto" w:fill="F3F5F8"/>
-          </w:tcPr>
-          <w:p>
-            <w:r/>
-            <w:r>
-              <w:rPr>
-                <w:rFonts w:ascii="Arial" w:hAnsi="Arial"/>
-                <w:b w:val="0"/>
-                <w:sz w:val="19"/>
-              </w:rPr>
-              <w:t>15 min</w:t>
             </w:r>
           </w:p>
         </w:tc>
         <w:tc>
           <w:tcPr>
             <w:tcW w:type="dxa" w:w="6840"/>
-            <w:shd w:val="clear" w:color="auto" w:fill="F3F5F8"/>
+            <w:shd w:val="clear" w:color="auto" w:fill="E8F0FE"/>
           </w:tcPr>
           <w:p>
-            <w:r/>
+            <w:r>
+              <w:t>Day 3 recap and questions</w:t>
+            </w:r>
             <w:r>
               <w:rPr>
                 <w:rFonts w:ascii="Arial" w:hAnsi="Arial"/>
-                <w:b w:val="0"/>
+                <w:b/>
                 <w:sz w:val="19"/>
               </w:rPr>
-              <w:t>Day 3 recap and warm-up discussion</w:t>
             </w:r>
           </w:p>
         </w:tc>
@@ -2907,14 +2679,15 @@
             <w:shd w:val="clear" w:color="auto" w:fill="E8F0FE"/>
           </w:tcPr>
           <w:p>
-            <w:r/>
+            <w:r>
+              <w:t>9:50–11:15</w:t>
+            </w:r>
             <w:r>
               <w:rPr>
                 <w:rFonts w:ascii="Arial" w:hAnsi="Arial"/>
                 <w:b/>
                 <w:sz w:val="19"/>
               </w:rPr>
-              <w:t>9:45–10:45</w:t>
             </w:r>
           </w:p>
         </w:tc>
@@ -2924,14 +2697,15 @@
             <w:shd w:val="clear" w:color="auto" w:fill="E8F0FE"/>
           </w:tcPr>
           <w:p>
-            <w:r/>
+            <w:r>
+              <w:t>85 min</w:t>
+            </w:r>
             <w:r>
               <w:rPr>
                 <w:rFonts w:ascii="Arial" w:hAnsi="Arial"/>
                 <w:b w:val="0"/>
                 <w:sz w:val="19"/>
               </w:rPr>
-              <w:t>60 min</w:t>
             </w:r>
           </w:p>
         </w:tc>
@@ -2941,170 +2715,15 @@
             <w:shd w:val="clear" w:color="auto" w:fill="E8F0FE"/>
           </w:tcPr>
           <w:p>
-            <w:r/>
+            <w:r>
+              <w:t>DMAIC · IMPROVE — solution generation and brainwriting; benchmarking; the solution selection matrix; 5S; poka-yoke; pull, JIT and Heijunka; standard work; FMEA and RPN; Design of Experiments; piloting  [slides 348–394]</w:t>
+            </w:r>
             <w:r>
               <w:rPr>
                 <w:rFonts w:ascii="Arial" w:hAnsi="Arial"/>
                 <w:b/>
                 <w:sz w:val="19"/>
               </w:rPr>
-              <w:t>DMAIC · IMPROVE — solution generation and brainwriting; benchmarking; the solution selection matrix; 5S; poka-yoke; pull, JIT and Heijunka; standard work; FMEA and RPN; Design of Experiments; piloting  [slides 344–390]</w:t>
-            </w:r>
-          </w:p>
-        </w:tc>
-      </w:tr>
-      <w:tr>
-        <w:tc>
-          <w:tcPr>
-            <w:tcW w:type="dxa" w:w="1656"/>
-            <w:shd w:val="clear" w:color="auto" w:fill="FFF4E5"/>
-          </w:tcPr>
-          <w:p>
-            <w:r/>
-            <w:r>
-              <w:rPr>
-                <w:rFonts w:ascii="Arial" w:hAnsi="Arial"/>
-                <w:b w:val="0"/>
-                <w:sz w:val="19"/>
-              </w:rPr>
-              <w:t>10:45–11:00</w:t>
-            </w:r>
-          </w:p>
-        </w:tc>
-        <w:tc>
-          <w:tcPr>
-            <w:tcW w:type="dxa" w:w="1296"/>
-            <w:shd w:val="clear" w:color="auto" w:fill="FFF4E5"/>
-          </w:tcPr>
-          <w:p>
-            <w:r/>
-            <w:r>
-              <w:rPr>
-                <w:rFonts w:ascii="Arial" w:hAnsi="Arial"/>
-                <w:b w:val="0"/>
-                <w:sz w:val="19"/>
-              </w:rPr>
-              <w:t>15 min</w:t>
-            </w:r>
-          </w:p>
-        </w:tc>
-        <w:tc>
-          <w:tcPr>
-            <w:tcW w:type="dxa" w:w="6840"/>
-            <w:shd w:val="clear" w:color="auto" w:fill="FFF4E5"/>
-          </w:tcPr>
-          <w:p>
-            <w:r/>
-            <w:r>
-              <w:rPr>
-                <w:rFonts w:ascii="Arial" w:hAnsi="Arial"/>
-                <w:b w:val="0"/>
-                <w:sz w:val="19"/>
-              </w:rPr>
-              <w:t>Tea break</w:t>
-            </w:r>
-          </w:p>
-        </w:tc>
-      </w:tr>
-      <w:tr>
-        <w:tc>
-          <w:tcPr>
-            <w:tcW w:type="dxa" w:w="1656"/>
-          </w:tcPr>
-          <w:p>
-            <w:r/>
-            <w:r>
-              <w:rPr>
-                <w:rFonts w:ascii="Arial" w:hAnsi="Arial"/>
-                <w:b w:val="0"/>
-                <w:sz w:val="19"/>
-              </w:rPr>
-              <w:t>11:00–12:30</w:t>
-            </w:r>
-          </w:p>
-        </w:tc>
-        <w:tc>
-          <w:tcPr>
-            <w:tcW w:type="dxa" w:w="1296"/>
-          </w:tcPr>
-          <w:p>
-            <w:r/>
-            <w:r>
-              <w:rPr>
-                <w:rFonts w:ascii="Arial" w:hAnsi="Arial"/>
-                <w:b w:val="0"/>
-                <w:sz w:val="19"/>
-              </w:rPr>
-              <w:t>90 min</w:t>
-            </w:r>
-          </w:p>
-        </w:tc>
-        <w:tc>
-          <w:tcPr>
-            <w:tcW w:type="dxa" w:w="6840"/>
-          </w:tcPr>
-          <w:p>
-            <w:r/>
-            <w:r>
-              <w:rPr>
-                <w:rFonts w:ascii="Arial" w:hAnsi="Arial"/>
-                <w:b w:val="0"/>
-                <w:sz w:val="19"/>
-              </w:rPr>
-              <w:t>Hands-on: Lab 19: Solution Generation, Benchmarking and Brainwriting; Lab 20: Lean Countermeasures — 5S, Poka-Yoke, Pull, JIT and Standard Work; Lab 21: Solution Selection Matrix and Cost-Benefit Analysis; Lab 22: FMEA, Risk Priority Numbers, DOE and Piloting  [slides 391–412]</w:t>
-            </w:r>
-          </w:p>
-        </w:tc>
-      </w:tr>
-      <w:tr>
-        <w:tc>
-          <w:tcPr>
-            <w:tcW w:type="dxa" w:w="1656"/>
-            <w:shd w:val="clear" w:color="auto" w:fill="FDE9D9"/>
-          </w:tcPr>
-          <w:p>
-            <w:r/>
-            <w:r>
-              <w:rPr>
-                <w:rFonts w:ascii="Arial" w:hAnsi="Arial"/>
-                <w:b w:val="0"/>
-                <w:sz w:val="19"/>
-              </w:rPr>
-              <w:t>12:30–13:30</w:t>
-            </w:r>
-          </w:p>
-        </w:tc>
-        <w:tc>
-          <w:tcPr>
-            <w:tcW w:type="dxa" w:w="1296"/>
-            <w:shd w:val="clear" w:color="auto" w:fill="FDE9D9"/>
-          </w:tcPr>
-          <w:p>
-            <w:r/>
-            <w:r>
-              <w:rPr>
-                <w:rFonts w:ascii="Arial" w:hAnsi="Arial"/>
-                <w:b w:val="0"/>
-                <w:sz w:val="19"/>
-              </w:rPr>
-              <w:t>60 min</w:t>
-            </w:r>
-          </w:p>
-        </w:tc>
-        <w:tc>
-          <w:tcPr>
-            <w:tcW w:type="dxa" w:w="6840"/>
-            <w:shd w:val="clear" w:color="auto" w:fill="FDE9D9"/>
-          </w:tcPr>
-          <w:p>
-            <w:r/>
-            <w:r>
-              <w:rPr>
-                <w:rFonts w:ascii="Arial" w:hAnsi="Arial"/>
-                <w:b w:val="0"/>
-                <w:sz w:val="19"/>
-              </w:rPr>
-              <w:t>Lunch break</w:t>
             </w:r>
           </w:p>
         </w:tc>
@@ -3116,14 +2735,15 @@
             <w:shd w:val="clear" w:color="auto" w:fill="E8F0FE"/>
           </w:tcPr>
           <w:p>
-            <w:r/>
+            <w:r>
+              <w:t>11:15–13:25</w:t>
+            </w:r>
             <w:r>
               <w:rPr>
                 <w:rFonts w:ascii="Arial" w:hAnsi="Arial"/>
                 <w:b/>
                 <w:sz w:val="19"/>
               </w:rPr>
-              <w:t>13:30–14:30</w:t>
             </w:r>
           </w:p>
         </w:tc>
@@ -3133,14 +2753,15 @@
             <w:shd w:val="clear" w:color="auto" w:fill="E8F0FE"/>
           </w:tcPr>
           <w:p>
-            <w:r/>
+            <w:r>
+              <w:t>130 min</w:t>
+            </w:r>
             <w:r>
               <w:rPr>
                 <w:rFonts w:ascii="Arial" w:hAnsi="Arial"/>
                 <w:b w:val="0"/>
                 <w:sz w:val="19"/>
               </w:rPr>
-              <w:t>60 min</w:t>
             </w:r>
           </w:p>
         </w:tc>
@@ -3150,14 +2771,15 @@
             <w:shd w:val="clear" w:color="auto" w:fill="E8F0FE"/>
           </w:tcPr>
           <w:p>
-            <w:r/>
+            <w:r>
+              <w:t>Hands-on: Lab 19: Solution Generation, Benchmarking and Brainwriting; Lab 20: Lean Countermeasures — 5S, Poka-Yoke, Pull, JIT and Standard Work; Lab 21: Solution Selection Matrix and Cost-Benefit Analysis; Lab 22: FMEA, Risk Priority Numbers, DOE and Piloting  [slides 395–416]</w:t>
+            </w:r>
             <w:r>
               <w:rPr>
                 <w:rFonts w:ascii="Arial" w:hAnsi="Arial"/>
                 <w:b/>
                 <w:sz w:val="19"/>
               </w:rPr>
-              <w:t>DMAIC · CONTROL — process capability Cp and Cpk; control limits vs specification limits; SPC and control chart selection; the eight out-of-control rules; the control plan; SOPs; visual management; verifying the gain and handover  [slides 413–464]</w:t>
             </w:r>
           </w:p>
         </w:tc>
@@ -3166,48 +2788,54 @@
         <w:tc>
           <w:tcPr>
             <w:tcW w:type="dxa" w:w="1656"/>
+            <w:shd w:val="clear" w:color="auto" w:fill="E8F0FE"/>
           </w:tcPr>
           <w:p>
-            <w:r/>
+            <w:r>
+              <w:t>13:25–13:55</w:t>
+            </w:r>
+            <w:r>
+              <w:rPr>
+                <w:rFonts w:ascii="Arial" w:hAnsi="Arial"/>
+                <w:b/>
+                <w:sz w:val="19"/>
+              </w:rPr>
+            </w:r>
+          </w:p>
+        </w:tc>
+        <w:tc>
+          <w:tcPr>
+            <w:tcW w:type="dxa" w:w="1296"/>
+            <w:shd w:val="clear" w:color="auto" w:fill="E8F0FE"/>
+          </w:tcPr>
+          <w:p>
+            <w:r>
+              <w:t>30 min</w:t>
+            </w:r>
             <w:r>
               <w:rPr>
                 <w:rFonts w:ascii="Arial" w:hAnsi="Arial"/>
                 <w:b w:val="0"/>
                 <w:sz w:val="19"/>
               </w:rPr>
-              <w:t>14:30–15:15</w:t>
-            </w:r>
-          </w:p>
-        </w:tc>
-        <w:tc>
-          <w:tcPr>
-            <w:tcW w:type="dxa" w:w="1296"/>
-          </w:tcPr>
-          <w:p>
-            <w:r/>
-            <w:r>
-              <w:rPr>
-                <w:rFonts w:ascii="Arial" w:hAnsi="Arial"/>
-                <w:b w:val="0"/>
-                <w:sz w:val="19"/>
-              </w:rPr>
-              <w:t>45 min</w:t>
             </w:r>
           </w:p>
         </w:tc>
         <w:tc>
           <w:tcPr>
             <w:tcW w:type="dxa" w:w="6840"/>
+            <w:shd w:val="clear" w:color="auto" w:fill="E8F0FE"/>
           </w:tcPr>
           <w:p>
-            <w:r/>
+            <w:r>
+              <w:t>Lunch break</w:t>
+            </w:r>
             <w:r>
               <w:rPr>
                 <w:rFonts w:ascii="Arial" w:hAnsi="Arial"/>
-                <w:b w:val="0"/>
+                <w:b/>
                 <w:sz w:val="19"/>
               </w:rPr>
-              <w:t>Hands-on: Lab 23: Statistical Process Control — Chart Selection and Control Limits  [slides 465–471]</w:t>
             </w:r>
           </w:p>
         </w:tc>
@@ -3216,51 +2844,54 @@
         <w:tc>
           <w:tcPr>
             <w:tcW w:type="dxa" w:w="1656"/>
-            <w:shd w:val="clear" w:color="auto" w:fill="FFF4E5"/>
+            <w:shd w:val="clear" w:color="auto" w:fill="E8F0FE"/>
           </w:tcPr>
           <w:p>
-            <w:r/>
+            <w:r>
+              <w:t>13:55–15:20</w:t>
+            </w:r>
+            <w:r>
+              <w:rPr>
+                <w:rFonts w:ascii="Arial" w:hAnsi="Arial"/>
+                <w:b/>
+                <w:sz w:val="19"/>
+              </w:rPr>
+            </w:r>
+          </w:p>
+        </w:tc>
+        <w:tc>
+          <w:tcPr>
+            <w:tcW w:type="dxa" w:w="1296"/>
+            <w:shd w:val="clear" w:color="auto" w:fill="E8F0FE"/>
+          </w:tcPr>
+          <w:p>
+            <w:r>
+              <w:t>85 min</w:t>
+            </w:r>
             <w:r>
               <w:rPr>
                 <w:rFonts w:ascii="Arial" w:hAnsi="Arial"/>
                 <w:b w:val="0"/>
                 <w:sz w:val="19"/>
               </w:rPr>
-              <w:t>15:15–15:30</w:t>
-            </w:r>
-          </w:p>
-        </w:tc>
-        <w:tc>
-          <w:tcPr>
-            <w:tcW w:type="dxa" w:w="1296"/>
-            <w:shd w:val="clear" w:color="auto" w:fill="FFF4E5"/>
-          </w:tcPr>
-          <w:p>
-            <w:r/>
-            <w:r>
-              <w:rPr>
-                <w:rFonts w:ascii="Arial" w:hAnsi="Arial"/>
-                <w:b w:val="0"/>
-                <w:sz w:val="19"/>
-              </w:rPr>
-              <w:t>15 min</w:t>
             </w:r>
           </w:p>
         </w:tc>
         <w:tc>
           <w:tcPr>
             <w:tcW w:type="dxa" w:w="6840"/>
-            <w:shd w:val="clear" w:color="auto" w:fill="FFF4E5"/>
+            <w:shd w:val="clear" w:color="auto" w:fill="E8F0FE"/>
           </w:tcPr>
           <w:p>
-            <w:r/>
+            <w:r>
+              <w:t>DMAIC · CONTROL — process capability Cp and Cpk; control limits vs specification limits; SPC and control chart selection; the eight out-of-control rules; the control plan; SOPs; visual management; verifying the gain and handover  [slides 417–468]</w:t>
+            </w:r>
             <w:r>
               <w:rPr>
                 <w:rFonts w:ascii="Arial" w:hAnsi="Arial"/>
-                <w:b w:val="0"/>
+                <w:b/>
                 <w:sz w:val="19"/>
               </w:rPr>
-              <w:t>Tea break</w:t>
             </w:r>
           </w:p>
         </w:tc>
@@ -3269,48 +2900,54 @@
         <w:tc>
           <w:tcPr>
             <w:tcW w:type="dxa" w:w="1656"/>
+            <w:shd w:val="clear" w:color="auto" w:fill="E8F0FE"/>
           </w:tcPr>
           <w:p>
-            <w:r/>
+            <w:r>
+              <w:t>15:20–16:25</w:t>
+            </w:r>
+            <w:r>
+              <w:rPr>
+                <w:rFonts w:ascii="Arial" w:hAnsi="Arial"/>
+                <w:b/>
+                <w:sz w:val="19"/>
+              </w:rPr>
+            </w:r>
+          </w:p>
+        </w:tc>
+        <w:tc>
+          <w:tcPr>
+            <w:tcW w:type="dxa" w:w="1296"/>
+            <w:shd w:val="clear" w:color="auto" w:fill="E8F0FE"/>
+          </w:tcPr>
+          <w:p>
+            <w:r>
+              <w:t>65 min</w:t>
+            </w:r>
             <w:r>
               <w:rPr>
                 <w:rFonts w:ascii="Arial" w:hAnsi="Arial"/>
                 <w:b w:val="0"/>
                 <w:sz w:val="19"/>
               </w:rPr>
-              <w:t>15:30–16:45</w:t>
-            </w:r>
-          </w:p>
-        </w:tc>
-        <w:tc>
-          <w:tcPr>
-            <w:tcW w:type="dxa" w:w="1296"/>
-          </w:tcPr>
-          <w:p>
-            <w:r/>
-            <w:r>
-              <w:rPr>
-                <w:rFonts w:ascii="Arial" w:hAnsi="Arial"/>
-                <w:b w:val="0"/>
-                <w:sz w:val="19"/>
-              </w:rPr>
-              <w:t>75 min</w:t>
             </w:r>
           </w:p>
         </w:tc>
         <w:tc>
           <w:tcPr>
             <w:tcW w:type="dxa" w:w="6840"/>
+            <w:shd w:val="clear" w:color="auto" w:fill="E8F0FE"/>
           </w:tcPr>
           <w:p>
-            <w:r/>
+            <w:r>
+              <w:t>Hands-on: Lab 23: Statistical Process Control — Chart Selection and Control Limits  [slides 469–475]</w:t>
+            </w:r>
             <w:r>
               <w:rPr>
                 <w:rFonts w:ascii="Arial" w:hAnsi="Arial"/>
-                <w:b w:val="0"/>
+                <w:b/>
                 <w:sz w:val="19"/>
               </w:rPr>
-              <w:t>Hands-on: Lab 24: Control Plan, SOP, Visual Management and Response Plan; Lab 25: Verify the Gain, A3 Storyboard, Handover and Project Closure  [slides 472–484]</w:t>
             </w:r>
           </w:p>
         </w:tc>
@@ -3319,48 +2956,54 @@
         <w:tc>
           <w:tcPr>
             <w:tcW w:type="dxa" w:w="1656"/>
+            <w:shd w:val="clear" w:color="auto" w:fill="E8F0FE"/>
           </w:tcPr>
           <w:p>
-            <w:r/>
+            <w:r>
+              <w:t>16:25–16:45</w:t>
+            </w:r>
+            <w:r>
+              <w:rPr>
+                <w:rFonts w:ascii="Arial" w:hAnsi="Arial"/>
+                <w:b/>
+                <w:sz w:val="19"/>
+              </w:rPr>
+            </w:r>
+          </w:p>
+        </w:tc>
+        <w:tc>
+          <w:tcPr>
+            <w:tcW w:type="dxa" w:w="1296"/>
+            <w:shd w:val="clear" w:color="auto" w:fill="E8F0FE"/>
+          </w:tcPr>
+          <w:p>
+            <w:r>
+              <w:t>20 min</w:t>
+            </w:r>
             <w:r>
               <w:rPr>
                 <w:rFonts w:ascii="Arial" w:hAnsi="Arial"/>
                 <w:b w:val="0"/>
                 <w:sz w:val="19"/>
               </w:rPr>
-              <w:t>16:45–17:45</w:t>
-            </w:r>
-          </w:p>
-        </w:tc>
-        <w:tc>
-          <w:tcPr>
-            <w:tcW w:type="dxa" w:w="1296"/>
-          </w:tcPr>
-          <w:p>
-            <w:r/>
-            <w:r>
-              <w:rPr>
-                <w:rFonts w:ascii="Arial" w:hAnsi="Arial"/>
-                <w:b w:val="0"/>
-                <w:sz w:val="19"/>
-              </w:rPr>
-              <w:t>60 min</w:t>
             </w:r>
           </w:p>
         </w:tc>
         <w:tc>
           <w:tcPr>
             <w:tcW w:type="dxa" w:w="6840"/>
+            <w:shd w:val="clear" w:color="auto" w:fill="E8F0FE"/>
           </w:tcPr>
           <w:p>
-            <w:r/>
+            <w:r>
+              <w:t>Hands-on: Lab 24: Control Plan, SOP, Visual Management and Response Plan; Lab 25: Verify the Gain, A3 Storyboard, Handover and Project Closure  [slides 476–488]</w:t>
+            </w:r>
             <w:r>
               <w:rPr>
                 <w:rFonts w:ascii="Arial" w:hAnsi="Arial"/>
-                <w:b w:val="0"/>
+                <w:b/>
                 <w:sz w:val="19"/>
               </w:rPr>
-              <w:t>Consolidating your improvement package — assemble the outputs of Labs 1-25 into the A3 storyboard and finalise the handover pack</w:t>
             </w:r>
           </w:p>
         </w:tc>
@@ -3369,51 +3012,54 @@
         <w:tc>
           <w:tcPr>
             <w:tcW w:type="dxa" w:w="1656"/>
-            <w:shd w:val="clear" w:color="auto" w:fill="F3F5F8"/>
+            <w:shd w:val="clear" w:color="auto" w:fill="E8F0FE"/>
           </w:tcPr>
           <w:p>
-            <w:r/>
+            <w:r>
+              <w:t>16:45–17:30</w:t>
+            </w:r>
+            <w:r>
+              <w:rPr>
+                <w:rFonts w:ascii="Arial" w:hAnsi="Arial"/>
+                <w:b/>
+                <w:sz w:val="19"/>
+              </w:rPr>
+            </w:r>
+          </w:p>
+        </w:tc>
+        <w:tc>
+          <w:tcPr>
+            <w:tcW w:type="dxa" w:w="1296"/>
+            <w:shd w:val="clear" w:color="auto" w:fill="E8F0FE"/>
+          </w:tcPr>
+          <w:p>
+            <w:r>
+              <w:t>45 min</w:t>
+            </w:r>
             <w:r>
               <w:rPr>
                 <w:rFonts w:ascii="Arial" w:hAnsi="Arial"/>
                 <w:b w:val="0"/>
                 <w:sz w:val="19"/>
               </w:rPr>
-              <w:t>17:45–18:30</w:t>
-            </w:r>
-          </w:p>
-        </w:tc>
-        <w:tc>
-          <w:tcPr>
-            <w:tcW w:type="dxa" w:w="1296"/>
-            <w:shd w:val="clear" w:color="auto" w:fill="F3F5F8"/>
-          </w:tcPr>
-          <w:p>
-            <w:r/>
-            <w:r>
-              <w:rPr>
-                <w:rFonts w:ascii="Arial" w:hAnsi="Arial"/>
-                <w:b w:val="0"/>
-                <w:sz w:val="19"/>
-              </w:rPr>
-              <w:t>45 min</w:t>
             </w:r>
           </w:p>
         </w:tc>
         <w:tc>
           <w:tcPr>
             <w:tcW w:type="dxa" w:w="6840"/>
-            <w:shd w:val="clear" w:color="auto" w:fill="F3F5F8"/>
+            <w:shd w:val="clear" w:color="auto" w:fill="E8F0FE"/>
           </w:tcPr>
           <w:p>
-            <w:r/>
+            <w:r>
+              <w:t>Course recap, wrap-up and next steps</w:t>
+            </w:r>
             <w:r>
               <w:rPr>
                 <w:rFonts w:ascii="Arial" w:hAnsi="Arial"/>
-                <w:b w:val="0"/>
+                <w:b/>
                 <w:sz w:val="19"/>
               </w:rPr>
-              <w:t>Course recap against the learning outcomes, Q&amp;A and wrap-up  [slides 491–493]</w:t>
             </w:r>
           </w:p>
         </w:tc>
@@ -3426,7 +3072,7 @@
           <w:color w:val="555B66"/>
           <w:sz w:val="19"/>
         </w:rPr>
-        <w:t>Total training time: 480 minutes (8 hours).</w:t>
+        <w:t>Total instructional time: 450 minutes (7.5 hours), 9:30am – 5:30pm.</w:t>
       </w:r>
     </w:p>
     <w:p>
@@ -3819,6 +3465,11 @@
     </w:tbl>
     <w:sectPr>
       <w:footerReference w:type="default" r:id="rId10"/>
+      <w:headerReference w:type="default" r:id="rId11"/>
+      <w:footerReference w:type="even" r:id="rId12"/>
+      <w:headerReference w:type="even" r:id="rId13"/>
+      <w:footerReference w:type="first" r:id="rId14"/>
+      <w:headerReference w:type="first" r:id="rId15"/>
       <w:pgSz w:w="12240" w:h="15840"/>
       <w:pgMar w:top="1440" w:right="1800" w:bottom="1440" w:left="1800" w:header="720" w:footer="720" w:gutter="0"/>
       <w:cols w:space="720"/>
@@ -3884,6 +3535,56 @@
     </w:r>
   </w:p>
 </w:ftr>
+</file>
+
+<file path=word/footer2.xml><?xml version="1.0" encoding="utf-8"?>
+<w:ftr xmlns:m="http://schemas.openxmlformats.org/officeDocument/2006/math" xmlns:mc="http://schemas.openxmlformats.org/markup-compatibility/2006" xmlns:mo="http://schemas.microsoft.com/office/mac/office/2008/main" xmlns:mv="urn:schemas-microsoft-com:mac:vml" xmlns:o="urn:schemas-microsoft-com:office:office" xmlns:r="http://schemas.openxmlformats.org/officeDocument/2006/relationships" xmlns:v="urn:schemas-microsoft-com:vml" xmlns:w10="urn:schemas-microsoft-com:office:word" xmlns:w14="http://schemas.microsoft.com/office/word/2010/wordml" xmlns:w="http://schemas.openxmlformats.org/wordprocessingml/2006/main" xmlns:wne="http://schemas.microsoft.com/office/word/2006/wordml" xmlns:wp14="http://schemas.microsoft.com/office/word/2010/wordprocessingDrawing" xmlns:wp="http://schemas.openxmlformats.org/drawingml/2006/wordprocessingDrawing" xmlns:wpc="http://schemas.microsoft.com/office/word/2010/wordprocessingCanvas" xmlns:wpg="http://schemas.microsoft.com/office/word/2010/wordprocessingGroup" xmlns:wpi="http://schemas.microsoft.com/office/word/2010/wordprocessingInk" xmlns:wps="http://schemas.microsoft.com/office/word/2010/wordprocessingShape" mc:Ignorable="w14 wp14">
+  <w:p>
+    <w:pPr>
+      <w:pStyle w:val="Footer"/>
+    </w:pPr>
+  </w:p>
+</w:ftr>
+</file>
+
+<file path=word/footer3.xml><?xml version="1.0" encoding="utf-8"?>
+<w:ftr xmlns:m="http://schemas.openxmlformats.org/officeDocument/2006/math" xmlns:mc="http://schemas.openxmlformats.org/markup-compatibility/2006" xmlns:mo="http://schemas.microsoft.com/office/mac/office/2008/main" xmlns:mv="urn:schemas-microsoft-com:mac:vml" xmlns:o="urn:schemas-microsoft-com:office:office" xmlns:r="http://schemas.openxmlformats.org/officeDocument/2006/relationships" xmlns:v="urn:schemas-microsoft-com:vml" xmlns:w10="urn:schemas-microsoft-com:office:word" xmlns:w14="http://schemas.microsoft.com/office/word/2010/wordml" xmlns:w="http://schemas.openxmlformats.org/wordprocessingml/2006/main" xmlns:wne="http://schemas.microsoft.com/office/word/2006/wordml" xmlns:wp14="http://schemas.microsoft.com/office/word/2010/wordprocessingDrawing" xmlns:wp="http://schemas.openxmlformats.org/drawingml/2006/wordprocessingDrawing" xmlns:wpc="http://schemas.microsoft.com/office/word/2010/wordprocessingCanvas" xmlns:wpg="http://schemas.microsoft.com/office/word/2010/wordprocessingGroup" xmlns:wpi="http://schemas.microsoft.com/office/word/2010/wordprocessingInk" xmlns:wps="http://schemas.microsoft.com/office/word/2010/wordprocessingShape" mc:Ignorable="w14 wp14">
+  <w:p>
+    <w:pPr>
+      <w:pStyle w:val="Footer"/>
+    </w:pPr>
+  </w:p>
+</w:ftr>
+</file>
+
+<file path=word/header1.xml><?xml version="1.0" encoding="utf-8"?>
+<w:hdr xmlns:m="http://schemas.openxmlformats.org/officeDocument/2006/math" xmlns:mc="http://schemas.openxmlformats.org/markup-compatibility/2006" xmlns:mo="http://schemas.microsoft.com/office/mac/office/2008/main" xmlns:mv="urn:schemas-microsoft-com:mac:vml" xmlns:o="urn:schemas-microsoft-com:office:office" xmlns:r="http://schemas.openxmlformats.org/officeDocument/2006/relationships" xmlns:v="urn:schemas-microsoft-com:vml" xmlns:w10="urn:schemas-microsoft-com:office:word" xmlns:w14="http://schemas.microsoft.com/office/word/2010/wordml" xmlns:w="http://schemas.openxmlformats.org/wordprocessingml/2006/main" xmlns:wne="http://schemas.microsoft.com/office/word/2006/wordml" xmlns:wp14="http://schemas.microsoft.com/office/word/2010/wordprocessingDrawing" xmlns:wp="http://schemas.openxmlformats.org/drawingml/2006/wordprocessingDrawing" xmlns:wpc="http://schemas.microsoft.com/office/word/2010/wordprocessingCanvas" xmlns:wpg="http://schemas.microsoft.com/office/word/2010/wordprocessingGroup" xmlns:wpi="http://schemas.microsoft.com/office/word/2010/wordprocessingInk" xmlns:wps="http://schemas.microsoft.com/office/word/2010/wordprocessingShape" mc:Ignorable="w14 wp14">
+  <w:p>
+    <w:pPr>
+      <w:pStyle w:val="Header"/>
+    </w:pPr>
+  </w:p>
+</w:hdr>
+</file>
+
+<file path=word/header2.xml><?xml version="1.0" encoding="utf-8"?>
+<w:hdr xmlns:m="http://schemas.openxmlformats.org/officeDocument/2006/math" xmlns:mc="http://schemas.openxmlformats.org/markup-compatibility/2006" xmlns:mo="http://schemas.microsoft.com/office/mac/office/2008/main" xmlns:mv="urn:schemas-microsoft-com:mac:vml" xmlns:o="urn:schemas-microsoft-com:office:office" xmlns:r="http://schemas.openxmlformats.org/officeDocument/2006/relationships" xmlns:v="urn:schemas-microsoft-com:vml" xmlns:w10="urn:schemas-microsoft-com:office:word" xmlns:w14="http://schemas.microsoft.com/office/word/2010/wordml" xmlns:w="http://schemas.openxmlformats.org/wordprocessingml/2006/main" xmlns:wne="http://schemas.microsoft.com/office/word/2006/wordml" xmlns:wp14="http://schemas.microsoft.com/office/word/2010/wordprocessingDrawing" xmlns:wp="http://schemas.openxmlformats.org/drawingml/2006/wordprocessingDrawing" xmlns:wpc="http://schemas.microsoft.com/office/word/2010/wordprocessingCanvas" xmlns:wpg="http://schemas.microsoft.com/office/word/2010/wordprocessingGroup" xmlns:wpi="http://schemas.microsoft.com/office/word/2010/wordprocessingInk" xmlns:wps="http://schemas.microsoft.com/office/word/2010/wordprocessingShape" mc:Ignorable="w14 wp14">
+  <w:p>
+    <w:pPr>
+      <w:pStyle w:val="Header"/>
+    </w:pPr>
+  </w:p>
+</w:hdr>
+</file>
+
+<file path=word/header3.xml><?xml version="1.0" encoding="utf-8"?>
+<w:hdr xmlns:m="http://schemas.openxmlformats.org/officeDocument/2006/math" xmlns:mc="http://schemas.openxmlformats.org/markup-compatibility/2006" xmlns:mo="http://schemas.microsoft.com/office/mac/office/2008/main" xmlns:mv="urn:schemas-microsoft-com:mac:vml" xmlns:o="urn:schemas-microsoft-com:office:office" xmlns:r="http://schemas.openxmlformats.org/officeDocument/2006/relationships" xmlns:v="urn:schemas-microsoft-com:vml" xmlns:w10="urn:schemas-microsoft-com:office:word" xmlns:w14="http://schemas.microsoft.com/office/word/2010/wordml" xmlns:w="http://schemas.openxmlformats.org/wordprocessingml/2006/main" xmlns:wne="http://schemas.microsoft.com/office/word/2006/wordml" xmlns:wp14="http://schemas.microsoft.com/office/word/2010/wordprocessingDrawing" xmlns:wp="http://schemas.openxmlformats.org/drawingml/2006/wordprocessingDrawing" xmlns:wpc="http://schemas.microsoft.com/office/word/2010/wordprocessingCanvas" xmlns:wpg="http://schemas.microsoft.com/office/word/2010/wordprocessingGroup" xmlns:wpi="http://schemas.microsoft.com/office/word/2010/wordprocessingInk" xmlns:wps="http://schemas.microsoft.com/office/word/2010/wordprocessingShape" mc:Ignorable="w14 wp14">
+  <w:p>
+    <w:pPr>
+      <w:pStyle w:val="Header"/>
+    </w:pPr>
+  </w:p>
+</w:hdr>
 </file>
 
 <file path=word/numbering.xml><?xml version="1.0" encoding="utf-8"?>

--- a/courseware/LP-Certified Lean Six Sigma Green Belt (CLSSGB).docx
+++ b/courseware/LP-Certified Lean Six Sigma Green Belt (CLSSGB).docx
@@ -179,7 +179,7 @@
           <w:color w:val="1F6FEB"/>
           <w:sz w:val="24"/>
         </w:rPr>
-        <w:t>Version 4</w:t>
+        <w:t>Version 2.0</w:t>
       </w:r>
     </w:p>
     <w:p>
@@ -424,7 +424,7 @@
               <w:rPr>
                 <w:sz w:val="19"/>
               </w:rPr>
-              <w:t>19 July 2026</w:t>
+              <w:t>23 September 2026</w:t>
             </w:r>
           </w:p>
         </w:tc>
@@ -1103,7 +1103,7 @@
           </w:tcPr>
           <w:p>
             <w:r>
-              <w:t>Welcome, course introduction and ground rules  [slides 2–16]</w:t>
+              <w:t>Welcome, course introduction and ground rules  [slides 2–17]</w:t>
             </w:r>
             <w:r>
               <w:rPr>
@@ -1159,7 +1159,7 @@
           </w:tcPr>
           <w:p>
             <w:r>
-              <w:t>FOUNDATIONS — What is Quality; Lean vs Six Sigma vs Lean Six Sigma; the five Lean principles; history of Six Sigma; Y = f(X); classical vs Six Sigma quality  [slides 19–57]</w:t>
+              <w:t>FOUNDATIONS — What is Quality; Lean vs Six Sigma vs Lean Six Sigma; the five Lean principles; history of Six Sigma; Y = f(X); classical vs Six Sigma quality  [slides 20–58]</w:t>
             </w:r>
             <w:r>
               <w:rPr>
@@ -1327,7 +1327,7 @@
           </w:tcPr>
           <w:p>
             <w:r>
-              <w:t>Hands-on: Lab 1: The Green Belt Role, Project Selection and Business Case; Lab 2: Y = f(X), Sigma Level, DPMO and the DMAIC Roadmap  [slides 58–65]</w:t>
+              <w:t>Hands-on: Lab 1: The Green Belt Role, Project Selection and Business Case; Lab 2: Y = f(X), Sigma Level, DPMO and the DMAIC Roadmap  [slides 59–66]</w:t>
             </w:r>
             <w:r>
               <w:rPr>
@@ -1383,7 +1383,7 @@
           </w:tcPr>
           <w:p>
             <w:r>
-              <w:t>DMAIC · DEFINE — Voice of the Customer; affinity diagrams; Kano analysis; CTQ trees and operational definitions; the project charter; problem and goal statements; scope; SIPOC; stakeholders and RACI  [slides 66–120]</w:t>
+              <w:t>DMAIC · DEFINE — Voice of the Customer; affinity diagrams; Kano analysis; CTQ trees and operational definitions; the project charter; problem and goal statements; scope; SIPOC; stakeholders and RACI  [slides 67–121]</w:t>
             </w:r>
             <w:r>
               <w:rPr>
@@ -1439,7 +1439,7 @@
           </w:tcPr>
           <w:p>
             <w:r>
-              <w:t>Hands-on: Lab 3: Voice of the Customer, Affinity Diagram and Kano Analysis; Lab 4: CTQ Tree — Translating Customer Needs into Measurable Requirements  [slides 121–128]</w:t>
+              <w:t>Hands-on: Lab 3: Voice of the Customer, Affinity Diagram and Kano Analysis; Lab 4: CTQ Tree — Translating Customer Needs into Measurable Requirements  [slides 122–129]</w:t>
             </w:r>
             <w:r>
               <w:rPr>
@@ -1688,7 +1688,7 @@
           </w:tcPr>
           <w:p>
             <w:r>
-              <w:t>Hands-on: Lab 5: Project Charter, Problem Statement, Goal Statement and Scope; Lab 6: SIPOC, Stakeholder Analysis and RACI  [slides 129–138]</w:t>
+              <w:t>Hands-on: Lab 5: Project Charter, Problem Statement, Goal Statement and Scope; Lab 6: SIPOC, Stakeholder Analysis and RACI  [slides 130–139]</w:t>
             </w:r>
             <w:r>
               <w:rPr>
@@ -1741,7 +1741,7 @@
           </w:tcPr>
           <w:p>
             <w:r>
-              <w:t>DMAIC · MEASURE — process mapping symbols and swimlanes; handoff analysis; the eight wastes (DOWNTIME); value-added analysis; value stream mapping; lean metrics and takt time  [slides 139–213]</w:t>
+              <w:t>DMAIC · MEASURE — process mapping symbols and swimlanes; handoff analysis; the eight wastes (DOWNTIME); value-added analysis; value stream mapping; lean metrics and takt time  [slides 140–214]</w:t>
             </w:r>
             <w:r>
               <w:rPr>
@@ -1847,7 +1847,7 @@
           </w:tcPr>
           <w:p>
             <w:r>
-              <w:t>Hands-on: Lab 7: Detailed Process Mapping and Swimlane Analysis; Lab 8: Value Stream Mapping, Takt Time and the Eight Wastes  [slides 214–223]</w:t>
+              <w:t>Hands-on: Lab 7: Detailed Process Mapping and Swimlane Analysis; Lab 8: Value Stream Mapping, Takt Time and the Eight Wastes  [slides 215–224]</w:t>
             </w:r>
             <w:r>
               <w:rPr>
@@ -1953,7 +1953,7 @@
           </w:tcPr>
           <w:p>
             <w:r>
-              <w:t>Hands-on: Lab 9: Data Types, Operational Definitions and the Data Collection Plan; Lab 10: Sampling Techniques and Sample Size Calculation; Lab 11: Measurement System Analysis and Gage R&amp;R  [slides 224–237]</w:t>
+              <w:t>Hands-on: Lab 9: Data Types, Operational Definitions and the Data Collection Plan; Lab 10: Sampling Techniques and Sample Size Calculation; Lab 11: Measurement System Analysis and Gage R&amp;R  [slides 225–238]</w:t>
             </w:r>
             <w:r>
               <w:rPr>
@@ -2199,7 +2199,7 @@
           </w:tcPr>
           <w:p>
             <w:r>
-              <w:t>Hands-on: Lab 12: Yield, DPU, DPO, DPMO, RTY and the Hidden Factory; Lab 13: Descriptive Statistics, Normality and Baseline Process Capability  [slides 238–248]</w:t>
+              <w:t>Hands-on: Lab 12: Yield, DPU, DPO, DPMO, RTY and the Hidden Factory; Lab 13: Descriptive Statistics, Normality and Baseline Process Capability  [slides 239–249]</w:t>
             </w:r>
             <w:r>
               <w:rPr>
@@ -2252,7 +2252,7 @@
           </w:tcPr>
           <w:p>
             <w:r>
-              <w:t>DMAIC · ANALYZE — common vs special cause variation; tampering; run charts and the six non-random patterns; the Pareto principle; stratification; boxplots  [slides 249–319]</w:t>
+              <w:t>DMAIC · ANALYZE — common vs special cause variation; tampering; run charts and the six non-random patterns; the Pareto principle; stratification; boxplots  [slides 250–320]</w:t>
             </w:r>
             <w:r>
               <w:rPr>
@@ -2358,7 +2358,7 @@
           </w:tcPr>
           <w:p>
             <w:r>
-              <w:t>Hands-on: Lab 14: Variation, Run Charts and Stability Analysis; Lab 15: Pareto Analysis, Stratification and Boxplots  [slides 320–329]</w:t>
+              <w:t>Hands-on: Lab 14: Variation, Run Charts and Stability Analysis; Lab 15: Pareto Analysis, Stratification and Boxplots  [slides 321–330]</w:t>
             </w:r>
             <w:r>
               <w:rPr>
@@ -2464,7 +2464,7 @@
           </w:tcPr>
           <w:p>
             <w:r>
-              <w:t>Hands-on: Lab 16: Fishbone, 5 Whys, Multi-Voting and Cause Prioritisation; Lab 17: Hypothesis Testing — Test Selection, p-values and Conclusions; Lab 18: Correlation, Regression and Quantifying the X-Y Relationship  [slides 330–347]</w:t>
+              <w:t>Hands-on: Lab 16: Fishbone, 5 Whys, Multi-Voting and Cause Prioritisation; Lab 17: Hypothesis Testing — Test Selection, p-values and Conclusions; Lab 18: Correlation, Regression and Quantifying the X-Y Relationship  [slides 331–348]</w:t>
             </w:r>
             <w:r>
               <w:rPr>
@@ -2716,7 +2716,7 @@
           </w:tcPr>
           <w:p>
             <w:r>
-              <w:t>DMAIC · IMPROVE — solution generation and brainwriting; benchmarking; the solution selection matrix; 5S; poka-yoke; pull, JIT and Heijunka; standard work; FMEA and RPN; Design of Experiments; piloting  [slides 348–394]</w:t>
+              <w:t>DMAIC · IMPROVE — solution generation and brainwriting; benchmarking; the solution selection matrix; 5S; poka-yoke; pull, JIT and Heijunka; standard work; FMEA and RPN; Design of Experiments; piloting  [slides 349–395]</w:t>
             </w:r>
             <w:r>
               <w:rPr>
@@ -2772,7 +2772,7 @@
           </w:tcPr>
           <w:p>
             <w:r>
-              <w:t>Hands-on: Lab 19: Solution Generation, Benchmarking and Brainwriting; Lab 20: Lean Countermeasures — 5S, Poka-Yoke, Pull, JIT and Standard Work; Lab 21: Solution Selection Matrix and Cost-Benefit Analysis; Lab 22: FMEA, Risk Priority Numbers, DOE and Piloting  [slides 395–416]</w:t>
+              <w:t>Hands-on: Lab 19: Solution Generation, Benchmarking and Brainwriting; Lab 20: Lean Countermeasures — 5S, Poka-Yoke, Pull, JIT and Standard Work; Lab 21: Solution Selection Matrix and Cost-Benefit Analysis; Lab 22: FMEA, Risk Priority Numbers, DOE and Piloting  [slides 396–417]</w:t>
             </w:r>
             <w:r>
               <w:rPr>
@@ -2884,7 +2884,7 @@
           </w:tcPr>
           <w:p>
             <w:r>
-              <w:t>DMAIC · CONTROL — process capability Cp and Cpk; control limits vs specification limits; SPC and control chart selection; the eight out-of-control rules; the control plan; SOPs; visual management; verifying the gain and handover  [slides 417–468]</w:t>
+              <w:t>DMAIC · CONTROL — process capability Cp and Cpk; control limits vs specification limits; SPC and control chart selection; the eight out-of-control rules; the control plan; SOPs; visual management; verifying the gain and handover  [slides 418–469]</w:t>
             </w:r>
             <w:r>
               <w:rPr>
@@ -2940,7 +2940,7 @@
           </w:tcPr>
           <w:p>
             <w:r>
-              <w:t>Hands-on: Lab 23: Statistical Process Control — Chart Selection and Control Limits  [slides 469–475]</w:t>
+              <w:t>Hands-on: Lab 23: Statistical Process Control — Chart Selection and Control Limits  [slides 470–476]</w:t>
             </w:r>
             <w:r>
               <w:rPr>
@@ -2996,7 +2996,7 @@
           </w:tcPr>
           <w:p>
             <w:r>
-              <w:t>Hands-on: Lab 24: Control Plan, SOP, Visual Management and Response Plan; Lab 25: Verify the Gain, A3 Storyboard, Handover and Project Closure  [slides 476–488]</w:t>
+              <w:t>Hands-on: Lab 24: Control Plan, SOP, Visual Management and Response Plan; Lab 25: Verify the Gain, A3 Storyboard, Handover and Project Closure  [slides 477–489]</w:t>
             </w:r>
             <w:r>
               <w:rPr>
